--- a/dissert02.docx
+++ b/dissert02.docx
@@ -1279,15 +1279,7 @@
         <w:t xml:space="preserve"> </w:t>
       </w:r>
       <w:r>
-        <w:t xml:space="preserve">research, is free of </w:t>
-      </w:r>
-      <w:proofErr w:type="spellStart"/>
-      <w:r>
-        <w:t>plagiarised</w:t>
-      </w:r>
-      <w:proofErr w:type="spellEnd"/>
-      <w:r>
-        <w:t xml:space="preserve"> materials, and has not been submitted for</w:t>
+        <w:t>research, is free of plagiarised materials, and has not been submitted for</w:t>
       </w:r>
       <w:r>
         <w:rPr>
@@ -1687,7 +1679,7 @@
           </mc:Choice>
           <mc:Fallback>
             <w:pict>
-              <v:shape w14:anchorId="380AA6D2" id="Graphic 5" o:spid="_x0000_s1026" style="position:absolute;margin-left:110.05pt;margin-top:3.65pt;width:119.2pt;height:.1pt;z-index:-15728128;visibility:visible;mso-wrap-style:square;mso-wrap-distance-left:0;mso-wrap-distance-top:0;mso-wrap-distance-right:0;mso-wrap-distance-bottom:0;mso-position-horizontal:absolute;mso-position-horizontal-relative:page;mso-position-vertical:absolute;mso-position-vertical-relative:text;v-text-anchor:top" coordsize="1513840,1270" o:gfxdata="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" path="m,l1513713,e" filled="f" strokeweight=".72pt">
+              <v:shape w14:anchorId="7BB588AB" id="Graphic 5" o:spid="_x0000_s1026" style="position:absolute;margin-left:110.05pt;margin-top:3.65pt;width:119.2pt;height:.1pt;z-index:-15728128;visibility:visible;mso-wrap-style:square;mso-wrap-distance-left:0;mso-wrap-distance-top:0;mso-wrap-distance-right:0;mso-wrap-distance-bottom:0;mso-position-horizontal:absolute;mso-position-horizontal-relative:page;mso-position-vertical:absolute;mso-position-vertical-relative:text;v-text-anchor:top" coordsize="1513840,1270" o:gfxdata="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" path="m,l1513713,e" filled="f" strokeweight=".72pt">
                 <v:stroke dashstyle="1 1"/>
                 <v:path arrowok="t"/>
                 <w10:wrap type="topAndBottom" anchorx="page"/>
@@ -1767,7 +1759,7 @@
           </mc:Choice>
           <mc:Fallback>
             <w:pict>
-              <v:shape w14:anchorId="197A489A" id="Graphic 6" o:spid="_x0000_s1026" style="position:absolute;margin-left:315.45pt;margin-top:3.65pt;width:184.15pt;height:.1pt;z-index:-15727616;visibility:visible;mso-wrap-style:square;mso-wrap-distance-left:0;mso-wrap-distance-top:0;mso-wrap-distance-right:0;mso-wrap-distance-bottom:0;mso-position-horizontal:absolute;mso-position-horizontal-relative:page;mso-position-vertical:absolute;mso-position-vertical-relative:text;v-text-anchor:top" coordsize="2338705,1270" o:gfxdata="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" path="m,l2338197,e" filled="f" strokeweight=".72pt">
+              <v:shape w14:anchorId="4AA6D0AF" id="Graphic 6" o:spid="_x0000_s1026" style="position:absolute;margin-left:315.45pt;margin-top:3.65pt;width:184.15pt;height:.1pt;z-index:-15727616;visibility:visible;mso-wrap-style:square;mso-wrap-distance-left:0;mso-wrap-distance-top:0;mso-wrap-distance-right:0;mso-wrap-distance-bottom:0;mso-position-horizontal:absolute;mso-position-horizontal-relative:page;mso-position-vertical:absolute;mso-position-vertical-relative:text;v-text-anchor:top" coordsize="2338705,1270" o:gfxdata="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" path="m,l2338197,e" filled="f" strokeweight=".72pt">
                 <v:stroke dashstyle="1 1"/>
                 <v:path arrowok="t"/>
                 <w10:wrap type="topAndBottom" anchorx="page"/>
@@ -2459,7 +2451,7 @@
           </mc:Choice>
           <mc:Fallback>
             <w:pict>
-              <v:shape w14:anchorId="2D1302D3" id="Graphic 11" o:spid="_x0000_s1026" style="position:absolute;margin-left:110.05pt;margin-top:3.7pt;width:119.2pt;height:.1pt;z-index:-15727104;visibility:visible;mso-wrap-style:square;mso-wrap-distance-left:0;mso-wrap-distance-top:0;mso-wrap-distance-right:0;mso-wrap-distance-bottom:0;mso-position-horizontal:absolute;mso-position-horizontal-relative:page;mso-position-vertical:absolute;mso-position-vertical-relative:text;v-text-anchor:top" coordsize="1513840,1270" o:gfxdata="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" path="m,l1513713,e" filled="f" strokeweight=".72pt">
+              <v:shape w14:anchorId="62632174" id="Graphic 11" o:spid="_x0000_s1026" style="position:absolute;margin-left:110.05pt;margin-top:3.7pt;width:119.2pt;height:.1pt;z-index:-15727104;visibility:visible;mso-wrap-style:square;mso-wrap-distance-left:0;mso-wrap-distance-top:0;mso-wrap-distance-right:0;mso-wrap-distance-bottom:0;mso-position-horizontal:absolute;mso-position-horizontal-relative:page;mso-position-vertical:absolute;mso-position-vertical-relative:text;v-text-anchor:top" coordsize="1513840,1270" o:gfxdata="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" path="m,l1513713,e" filled="f" strokeweight=".72pt">
                 <v:stroke dashstyle="1 1"/>
                 <v:path arrowok="t"/>
                 <w10:wrap type="topAndBottom" anchorx="page"/>
@@ -2902,7 +2894,7 @@
           </mc:Choice>
           <mc:Fallback>
             <w:pict>
-              <v:shape w14:anchorId="74C67AFE" id="Graphic 15" o:spid="_x0000_s1026" style="position:absolute;margin-left:110.05pt;margin-top:3.65pt;width:119.2pt;height:.1pt;z-index:-15726080;visibility:visible;mso-wrap-style:square;mso-wrap-distance-left:0;mso-wrap-distance-top:0;mso-wrap-distance-right:0;mso-wrap-distance-bottom:0;mso-position-horizontal:absolute;mso-position-horizontal-relative:page;mso-position-vertical:absolute;mso-position-vertical-relative:text;v-text-anchor:top" coordsize="1513840,1270" o:gfxdata="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" path="m,l1513713,e" filled="f" strokeweight=".72pt">
+              <v:shape w14:anchorId="0BEDBCDF" id="Graphic 15" o:spid="_x0000_s1026" style="position:absolute;margin-left:110.05pt;margin-top:3.65pt;width:119.2pt;height:.1pt;z-index:-15726080;visibility:visible;mso-wrap-style:square;mso-wrap-distance-left:0;mso-wrap-distance-top:0;mso-wrap-distance-right:0;mso-wrap-distance-bottom:0;mso-position-horizontal:absolute;mso-position-horizontal-relative:page;mso-position-vertical:absolute;mso-position-vertical-relative:text;v-text-anchor:top" coordsize="1513840,1270" o:gfxdata="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" path="m,l1513713,e" filled="f" strokeweight=".72pt">
                 <v:stroke dashstyle="1 1"/>
                 <v:path arrowok="t"/>
                 <w10:wrap type="topAndBottom" anchorx="page"/>
@@ -2982,7 +2974,7 @@
           </mc:Choice>
           <mc:Fallback>
             <w:pict>
-              <v:shape w14:anchorId="7BE4E20D" id="Graphic 16" o:spid="_x0000_s1026" style="position:absolute;margin-left:315.45pt;margin-top:3.65pt;width:184.15pt;height:.1pt;z-index:-15725568;visibility:visible;mso-wrap-style:square;mso-wrap-distance-left:0;mso-wrap-distance-top:0;mso-wrap-distance-right:0;mso-wrap-distance-bottom:0;mso-position-horizontal:absolute;mso-position-horizontal-relative:page;mso-position-vertical:absolute;mso-position-vertical-relative:text;v-text-anchor:top" coordsize="2338705,1270" o:gfxdata="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" path="m,l2338197,e" filled="f" strokeweight=".72pt">
+              <v:shape w14:anchorId="78038AC8" id="Graphic 16" o:spid="_x0000_s1026" style="position:absolute;margin-left:315.45pt;margin-top:3.65pt;width:184.15pt;height:.1pt;z-index:-15725568;visibility:visible;mso-wrap-style:square;mso-wrap-distance-left:0;mso-wrap-distance-top:0;mso-wrap-distance-right:0;mso-wrap-distance-bottom:0;mso-position-horizontal:absolute;mso-position-horizontal-relative:page;mso-position-vertical:absolute;mso-position-vertical-relative:text;v-text-anchor:top" coordsize="2338705,1270" o:gfxdata="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" path="m,l2338197,e" filled="f" strokeweight=".72pt">
                 <v:stroke dashstyle="1 1"/>
                 <v:path arrowok="t"/>
                 <w10:wrap type="topAndBottom" anchorx="page"/>
@@ -4011,8 +4003,6 @@
                 <w:sz w:val="24"/>
               </w:rPr>
             </w:pPr>
-            <w:proofErr w:type="spellStart"/>
-            <w:proofErr w:type="gramStart"/>
             <w:r>
               <w:rPr>
                 <w:rFonts w:ascii="微软雅黑" w:eastAsia="微软雅黑"/>
@@ -4034,17 +4024,7 @@
                 <w:spacing w:val="-4"/>
                 <w:sz w:val="24"/>
               </w:rPr>
-              <w:t>未定义书签</w:t>
-            </w:r>
-            <w:proofErr w:type="spellEnd"/>
-            <w:proofErr w:type="gramEnd"/>
-            <w:r>
-              <w:rPr>
-                <w:rFonts w:ascii="微软雅黑" w:eastAsia="微软雅黑"/>
-                <w:spacing w:val="-4"/>
-                <w:sz w:val="24"/>
-              </w:rPr>
-              <w:t>。</w:t>
+              <w:t>未定义书签。</w:t>
             </w:r>
           </w:p>
         </w:tc>
@@ -7141,7 +7121,6 @@
             <w:spacing w:before="129" w:after="20"/>
           </w:pPr>
           <w:hyperlink w:anchor="_bookmark58" w:history="1">
-            <w:proofErr w:type="gramStart"/>
             <w:r>
               <w:t xml:space="preserve">Final </w:t>
             </w:r>
@@ -7151,7 +7130,6 @@
               </w:rPr>
               <w:t>Conclusion</w:t>
             </w:r>
-            <w:proofErr w:type="gramEnd"/>
             <w:r>
               <w:tab/>
             </w:r>
@@ -7237,13 +7215,7 @@
         <w:jc w:val="both"/>
       </w:pPr>
       <w:r>
-        <w:t xml:space="preserve">This dissertation presents the design and development of a Flutter-based analytical application for selected microwave passive components. The main aim of the project was to provide an accessible and interactive software platform that supports the study of microwave network </w:t>
-      </w:r>
-      <w:r>
-        <w:t>behavior</w:t>
-      </w:r>
-      <w:r>
-        <w:t xml:space="preserve"> through theory-based calculation and visualization. The application focuses on four representative components: the Resistive Divider, Wilkinson Divider, Rat-Race Coupler, and Branch-Line Hybrid.</w:t>
+        <w:t>This dissertation presents the design and development of a Flutter-based analytical application for selected microwave passive components. The main aim of the project was to provide an accessible and interactive software platform that supports the study of microwave network behavior through theory-based calculation and visualization. The application focuses on four representative components: the Resistive Divider, Wilkinson Divider, Rat-Race Coupler, and Branch-Line Hybrid.</w:t>
       </w:r>
     </w:p>
     <w:p>
@@ -7254,15 +7226,7 @@
         <w:jc w:val="both"/>
       </w:pPr>
       <w:r>
-        <w:t xml:space="preserve">The project began with a review of the theoretical principles of microwave passive devices and their corresponding analytical models. Based on these models, a modular software architecture was developed using Flutter and Dart to enable cross-platform deployment and a consistent user interface. Each module allows users to enter key parameters and obtain analytical outputs through an interactive interface. The calculation process includes detailed step-by-step derivations showing how frequency-dependent complex S-parameters are obtained and then converted to magnitude in dB form using the standard 20×log₁₀ transformation. In addition to numerical calculation, graphical rendering methods were implemented to display component schematics, frequency-dependent S-parameter plots, and animated signal </w:t>
-      </w:r>
-      <w:proofErr w:type="spellStart"/>
-      <w:r>
-        <w:t>behaviour</w:t>
-      </w:r>
-      <w:proofErr w:type="spellEnd"/>
-      <w:r>
-        <w:t>.</w:t>
+        <w:t>The project began with a review of the theoretical principles of microwave passive devices and their corresponding analytical models. Based on these models, a modular software architecture was developed using Flutter and Dart to enable cross-platform deployment and a consistent user interface. Each module allows users to enter key parameters and obtain analytical outputs through an interactive interface. The calculation process includes detailed step-by-step derivations showing how frequency-dependent complex S-parameters are obtained and then converted to magnitude in dB form using the standard 20×log₁₀ transformation. In addition to numerical calculation, graphical rendering methods were implemented to display component schematics, frequency-dependent S-parameter plots, and animated signal behaviour.</w:t>
       </w:r>
     </w:p>
     <w:p>
@@ -7273,17 +7237,11 @@
         <w:jc w:val="both"/>
       </w:pPr>
       <w:r>
-        <w:t xml:space="preserve">The developed system was evaluated through software-level functional testing and analytical verification against expected theoretical results. The results show that the application performs reliably within the scope of ideal microwave analysis. In </w:t>
+        <w:t xml:space="preserve">The developed system was evaluated through software-level functional testing and analytical verification against expected theoretical results. The results show that the application performs reliably within the scope of ideal microwave analysis. In particular, the Wilkinson Divider and Rat-Race Coupler modules demonstrated </w:t>
       </w:r>
       <w:r>
         <w:lastRenderedPageBreak/>
-        <w:t xml:space="preserve">particular, the Wilkinson Divider and Rat-Race Coupler modules demonstrated outputs consistent with theoretical expectations under different input conditions, while the Resistive Divider and Branch-Line Hybrid modules provided useful reference demonstrations of standard </w:t>
-      </w:r>
-      <w:r>
-        <w:t>behavior</w:t>
-      </w:r>
-      <w:r>
-        <w:t>. The interface was designed with consistency across all modules, placing S-parameter plots directly below the parameter input section for easier comparison and analysis.</w:t>
+        <w:t>outputs consistent with theoretical expectations under different input conditions, while the Resistive Divider and Branch-Line Hybrid modules provided useful reference demonstrations of standard behavior. The interface was designed with consistency across all modules, placing S-parameter plots directly below the parameter input section for easier comparison and analysis.</w:t>
       </w:r>
     </w:p>
     <w:p>
@@ -7322,7 +7280,7 @@
         <w:ind w:right="179"/>
         <w:jc w:val="both"/>
         <w:rPr>
-          <w:rFonts w:eastAsiaTheme="minorEastAsia" w:hint="eastAsia"/>
+          <w:rFonts w:eastAsiaTheme="minorEastAsia"/>
           <w:lang w:eastAsia="zh-CN"/>
         </w:rPr>
         <w:sectPr>
@@ -8129,15 +8087,7 @@
       </w:pPr>
       <w:r>
         <w:lastRenderedPageBreak/>
-        <w:t xml:space="preserve">Reaching this </w:t>
-      </w:r>
-      <w:proofErr w:type="gramStart"/>
-      <w:r>
-        <w:t>point, and</w:t>
-      </w:r>
-      <w:proofErr w:type="gramEnd"/>
-      <w:r>
-        <w:t xml:space="preserve"> securing a position that I had sincerely hoped for, is a meaningful reminder that persistence and effort are worthwhile.</w:t>
+        <w:t>Reaching this point, and securing a position that I had sincerely hoped for, is a meaningful reminder that persistence and effort are worthwhile.</w:t>
       </w:r>
     </w:p>
     <w:p>
@@ -8290,8 +8240,6 @@
           <w:sz w:val="24"/>
         </w:rPr>
       </w:pPr>
-      <w:proofErr w:type="spellStart"/>
-      <w:proofErr w:type="gramStart"/>
       <w:r>
         <w:rPr>
           <w:rFonts w:ascii="微软雅黑" w:eastAsia="微软雅黑"/>
@@ -8316,18 +8264,7 @@
           <w:spacing w:val="-4"/>
           <w:sz w:val="24"/>
         </w:rPr>
-        <w:t>未找到引用源</w:t>
-      </w:r>
-      <w:proofErr w:type="spellEnd"/>
-      <w:proofErr w:type="gramEnd"/>
-      <w:r>
-        <w:rPr>
-          <w:rFonts w:ascii="微软雅黑" w:eastAsia="微软雅黑"/>
-          <w:b/>
-          <w:spacing w:val="-4"/>
-          <w:sz w:val="24"/>
-        </w:rPr>
-        <w:t>。</w:t>
+        <w:t>未找到引用源。</w:t>
       </w:r>
     </w:p>
     <w:p>
@@ -8386,16 +8323,16 @@
           <w:rFonts w:ascii="微软雅黑" w:eastAsia="微软雅黑"/>
           <w:b/>
           <w:sz w:val="24"/>
-        </w:rPr>
-      </w:pPr>
-      <w:proofErr w:type="spellStart"/>
-      <w:proofErr w:type="gramStart"/>
+          <w:lang w:eastAsia="zh-CN"/>
+        </w:rPr>
+      </w:pPr>
       <w:r>
         <w:rPr>
           <w:rFonts w:ascii="微软雅黑" w:eastAsia="微软雅黑"/>
           <w:b/>
           <w:spacing w:val="-2"/>
           <w:sz w:val="24"/>
+          <w:lang w:eastAsia="zh-CN"/>
         </w:rPr>
         <w:t>错误</w:t>
       </w:r>
@@ -8404,6 +8341,7 @@
           <w:b/>
           <w:spacing w:val="-2"/>
           <w:sz w:val="24"/>
+          <w:lang w:eastAsia="zh-CN"/>
         </w:rPr>
         <w:t>!</w:t>
       </w:r>
@@ -8413,34 +8351,34 @@
           <w:b/>
           <w:spacing w:val="-2"/>
           <w:sz w:val="24"/>
+          <w:lang w:eastAsia="zh-CN"/>
         </w:rPr>
         <w:t>未找到引用源</w:t>
       </w:r>
-      <w:proofErr w:type="spellEnd"/>
-      <w:proofErr w:type="gramEnd"/>
       <w:r>
         <w:rPr>
           <w:rFonts w:ascii="微软雅黑" w:eastAsia="微软雅黑"/>
           <w:b/>
           <w:spacing w:val="-10"/>
           <w:sz w:val="24"/>
+          <w:lang w:eastAsia="zh-CN"/>
         </w:rPr>
         <w:t>。</w:t>
       </w:r>
       <w:r>
         <w:rPr>
           <w:sz w:val="24"/>
+          <w:lang w:eastAsia="zh-CN"/>
         </w:rPr>
         <w:tab/>
       </w:r>
-      <w:proofErr w:type="spellStart"/>
-      <w:proofErr w:type="gramStart"/>
       <w:r>
         <w:rPr>
           <w:rFonts w:ascii="微软雅黑" w:eastAsia="微软雅黑"/>
           <w:b/>
           <w:spacing w:val="-2"/>
           <w:sz w:val="24"/>
+          <w:lang w:eastAsia="zh-CN"/>
         </w:rPr>
         <w:t>错误</w:t>
       </w:r>
@@ -8449,6 +8387,7 @@
           <w:b/>
           <w:spacing w:val="-2"/>
           <w:sz w:val="24"/>
+          <w:lang w:eastAsia="zh-CN"/>
         </w:rPr>
         <w:t>!</w:t>
       </w:r>
@@ -8458,17 +8397,17 @@
           <w:b/>
           <w:spacing w:val="-2"/>
           <w:sz w:val="24"/>
+          <w:lang w:eastAsia="zh-CN"/>
         </w:rPr>
         <w:t>未定义书签</w:t>
       </w:r>
-      <w:proofErr w:type="spellEnd"/>
-      <w:proofErr w:type="gramEnd"/>
       <w:r>
         <w:rPr>
           <w:rFonts w:ascii="微软雅黑" w:eastAsia="微软雅黑"/>
           <w:b/>
           <w:spacing w:val="-10"/>
           <w:sz w:val="24"/>
+          <w:lang w:eastAsia="zh-CN"/>
         </w:rPr>
         <w:t>。</w:t>
       </w:r>
@@ -8484,16 +8423,16 @@
           <w:rFonts w:ascii="微软雅黑" w:eastAsia="微软雅黑"/>
           <w:b/>
           <w:sz w:val="24"/>
-        </w:rPr>
-      </w:pPr>
-      <w:proofErr w:type="spellStart"/>
-      <w:proofErr w:type="gramStart"/>
+          <w:lang w:eastAsia="zh-CN"/>
+        </w:rPr>
+      </w:pPr>
       <w:r>
         <w:rPr>
           <w:rFonts w:ascii="微软雅黑" w:eastAsia="微软雅黑"/>
           <w:b/>
           <w:spacing w:val="-2"/>
           <w:sz w:val="24"/>
+          <w:lang w:eastAsia="zh-CN"/>
         </w:rPr>
         <w:t>错误</w:t>
       </w:r>
@@ -8502,6 +8441,7 @@
           <w:b/>
           <w:spacing w:val="-2"/>
           <w:sz w:val="24"/>
+          <w:lang w:eastAsia="zh-CN"/>
         </w:rPr>
         <w:t>!</w:t>
       </w:r>
@@ -8511,34 +8451,34 @@
           <w:b/>
           <w:spacing w:val="-2"/>
           <w:sz w:val="24"/>
+          <w:lang w:eastAsia="zh-CN"/>
         </w:rPr>
         <w:t>未找到引用源</w:t>
       </w:r>
-      <w:proofErr w:type="spellEnd"/>
-      <w:proofErr w:type="gramEnd"/>
       <w:r>
         <w:rPr>
           <w:rFonts w:ascii="微软雅黑" w:eastAsia="微软雅黑"/>
           <w:b/>
           <w:spacing w:val="-10"/>
           <w:sz w:val="24"/>
+          <w:lang w:eastAsia="zh-CN"/>
         </w:rPr>
         <w:t>。</w:t>
       </w:r>
       <w:r>
         <w:rPr>
           <w:sz w:val="24"/>
+          <w:lang w:eastAsia="zh-CN"/>
         </w:rPr>
         <w:tab/>
       </w:r>
-      <w:proofErr w:type="spellStart"/>
-      <w:proofErr w:type="gramStart"/>
       <w:r>
         <w:rPr>
           <w:rFonts w:ascii="微软雅黑" w:eastAsia="微软雅黑"/>
           <w:b/>
           <w:spacing w:val="-2"/>
           <w:sz w:val="24"/>
+          <w:lang w:eastAsia="zh-CN"/>
         </w:rPr>
         <w:t>错误</w:t>
       </w:r>
@@ -8547,6 +8487,7 @@
           <w:b/>
           <w:spacing w:val="-2"/>
           <w:sz w:val="24"/>
+          <w:lang w:eastAsia="zh-CN"/>
         </w:rPr>
         <w:t>!</w:t>
       </w:r>
@@ -8556,17 +8497,17 @@
           <w:b/>
           <w:spacing w:val="-2"/>
           <w:sz w:val="24"/>
+          <w:lang w:eastAsia="zh-CN"/>
         </w:rPr>
         <w:t>未定义书签</w:t>
       </w:r>
-      <w:proofErr w:type="spellEnd"/>
-      <w:proofErr w:type="gramEnd"/>
       <w:r>
         <w:rPr>
           <w:rFonts w:ascii="微软雅黑" w:eastAsia="微软雅黑"/>
           <w:b/>
           <w:spacing w:val="-10"/>
           <w:sz w:val="24"/>
+          <w:lang w:eastAsia="zh-CN"/>
         </w:rPr>
         <w:t>。</w:t>
       </w:r>
@@ -8585,14 +8526,13 @@
           <w:lang w:eastAsia="zh-CN"/>
         </w:rPr>
       </w:pPr>
-      <w:proofErr w:type="spellStart"/>
-      <w:proofErr w:type="gramStart"/>
       <w:r>
         <w:rPr>
           <w:rFonts w:ascii="微软雅黑" w:eastAsia="微软雅黑"/>
           <w:b/>
           <w:spacing w:val="-2"/>
           <w:sz w:val="24"/>
+          <w:lang w:eastAsia="zh-CN"/>
         </w:rPr>
         <w:t>错误</w:t>
       </w:r>
@@ -8601,6 +8541,7 @@
           <w:b/>
           <w:spacing w:val="-2"/>
           <w:sz w:val="24"/>
+          <w:lang w:eastAsia="zh-CN"/>
         </w:rPr>
         <w:t>!</w:t>
       </w:r>
@@ -8610,23 +8551,24 @@
           <w:b/>
           <w:spacing w:val="-2"/>
           <w:sz w:val="24"/>
+          <w:lang w:eastAsia="zh-CN"/>
         </w:rPr>
         <w:t>未找到引用源</w:t>
       </w:r>
-      <w:proofErr w:type="spellEnd"/>
-      <w:proofErr w:type="gramEnd"/>
       <w:r>
         <w:rPr>
           <w:rFonts w:ascii="微软雅黑" w:eastAsia="微软雅黑"/>
           <w:b/>
           <w:spacing w:val="-10"/>
           <w:sz w:val="24"/>
+          <w:lang w:eastAsia="zh-CN"/>
         </w:rPr>
         <w:t>。</w:t>
       </w:r>
       <w:r>
         <w:rPr>
           <w:sz w:val="24"/>
+          <w:lang w:eastAsia="zh-CN"/>
         </w:rPr>
         <w:tab/>
       </w:r>
@@ -9381,6 +9323,7 @@
           <w:rFonts w:ascii="微软雅黑" w:eastAsia="微软雅黑"/>
           <w:b/>
           <w:sz w:val="24"/>
+          <w:lang w:eastAsia="zh-CN"/>
         </w:rPr>
       </w:pPr>
       <w:r>
@@ -9429,14 +9372,13 @@
         </w:rPr>
         <w:tab/>
       </w:r>
-      <w:proofErr w:type="spellStart"/>
-      <w:proofErr w:type="gramStart"/>
       <w:r>
         <w:rPr>
           <w:rFonts w:ascii="微软雅黑" w:eastAsia="微软雅黑"/>
           <w:b/>
           <w:spacing w:val="-2"/>
           <w:sz w:val="24"/>
+          <w:lang w:eastAsia="zh-CN"/>
         </w:rPr>
         <w:t>错误</w:t>
       </w:r>
@@ -9445,6 +9387,7 @@
           <w:b/>
           <w:spacing w:val="-2"/>
           <w:sz w:val="24"/>
+          <w:lang w:eastAsia="zh-CN"/>
         </w:rPr>
         <w:t>!</w:t>
       </w:r>
@@ -9454,17 +9397,17 @@
           <w:b/>
           <w:spacing w:val="-2"/>
           <w:sz w:val="24"/>
+          <w:lang w:eastAsia="zh-CN"/>
         </w:rPr>
         <w:t>未定义书签</w:t>
       </w:r>
-      <w:proofErr w:type="spellEnd"/>
-      <w:proofErr w:type="gramEnd"/>
       <w:r>
         <w:rPr>
           <w:rFonts w:ascii="微软雅黑" w:eastAsia="微软雅黑"/>
           <w:b/>
           <w:spacing w:val="-10"/>
           <w:sz w:val="24"/>
+          <w:lang w:eastAsia="zh-CN"/>
         </w:rPr>
         <w:t>。</w:t>
       </w:r>
@@ -9474,6 +9417,7 @@
         <w:rPr>
           <w:rFonts w:ascii="微软雅黑" w:eastAsia="微软雅黑"/>
           <w:sz w:val="24"/>
+          <w:lang w:eastAsia="zh-CN"/>
         </w:rPr>
         <w:sectPr>
           <w:footerReference w:type="default" r:id="rId12"/>
@@ -11198,13 +11142,8 @@
         </w:rPr>
         <w:t xml:space="preserve"> </w:t>
       </w:r>
-      <w:proofErr w:type="gramStart"/>
-      <w:r>
-        <w:t>coupler</w:t>
-      </w:r>
-      <w:proofErr w:type="gramEnd"/>
-      <w:r>
-        <w:t xml:space="preserve"> and divider analysis on smart devices.</w:t>
+      <w:r>
+        <w:t>coupler and divider analysis on smart devices.</w:t>
       </w:r>
     </w:p>
     <w:p>
@@ -11377,21 +11316,7 @@
         <w:rPr>
           <w:sz w:val="24"/>
         </w:rPr>
-        <w:t xml:space="preserve">To provide interactive input settings and graphical visualization </w:t>
-      </w:r>
-      <w:proofErr w:type="gramStart"/>
-      <w:r>
-        <w:rPr>
-          <w:sz w:val="24"/>
-        </w:rPr>
-        <w:t>in order to</w:t>
-      </w:r>
-      <w:proofErr w:type="gramEnd"/>
-      <w:r>
-        <w:rPr>
-          <w:sz w:val="24"/>
-        </w:rPr>
-        <w:t xml:space="preserve"> improve</w:t>
+        <w:t>To provide interactive input settings and graphical visualization in order to improve</w:t>
       </w:r>
       <w:r>
         <w:rPr>
@@ -12388,7 +12313,6 @@
         </w:rPr>
         <w:t xml:space="preserve"> </w:t>
       </w:r>
-      <w:proofErr w:type="gramStart"/>
       <w:r>
         <w:t>the</w:t>
       </w:r>
@@ -12404,7 +12328,6 @@
         </w:rPr>
         <w:t>Study</w:t>
       </w:r>
-      <w:proofErr w:type="gramEnd"/>
     </w:p>
     <w:p>
       <w:pPr>
@@ -13168,15 +13091,7 @@
         <w:t xml:space="preserve"> </w:t>
       </w:r>
       <w:r>
-        <w:t xml:space="preserve">project, but also a useful learning tool for understanding key </w:t>
-      </w:r>
-      <w:proofErr w:type="gramStart"/>
-      <w:r>
-        <w:t>coupler</w:t>
-      </w:r>
-      <w:proofErr w:type="gramEnd"/>
-      <w:r>
-        <w:t xml:space="preserve"> and divider principles.</w:t>
+        <w:t>project, but also a useful learning tool for understanding key coupler and divider principles.</w:t>
       </w:r>
     </w:p>
     <w:p>
@@ -13829,7 +13744,6 @@
         </w:rPr>
         <w:t xml:space="preserve"> </w:t>
       </w:r>
-      <w:proofErr w:type="gramStart"/>
       <w:r>
         <w:t>2</w:t>
       </w:r>
@@ -13842,7 +13756,6 @@
       <w:r>
         <w:t>Literature</w:t>
       </w:r>
-      <w:proofErr w:type="gramEnd"/>
       <w:r>
         <w:rPr>
           <w:spacing w:val="-2"/>
@@ -17596,7 +17509,6 @@
         </w:rPr>
         <w:t xml:space="preserve"> </w:t>
       </w:r>
-      <w:proofErr w:type="gramStart"/>
       <w:r>
         <w:t>or</w:t>
       </w:r>
@@ -17613,7 +17525,6 @@
         </w:rPr>
         <w:t>𝑆</w:t>
       </w:r>
-      <w:proofErr w:type="gramEnd"/>
       <w:r>
         <w:rPr>
           <w:rFonts w:ascii="Cambria Math" w:eastAsia="Cambria Math"/>
@@ -17811,11 +17722,7 @@
         <w:jc w:val="both"/>
       </w:pPr>
       <w:r>
-        <w:t xml:space="preserve">For </w:t>
-      </w:r>
-      <w:proofErr w:type="gramStart"/>
-      <w:r>
-        <w:t>an</w:t>
+        <w:t>For an</w:t>
       </w:r>
       <w:r>
         <w:rPr>
@@ -17829,7 +17736,6 @@
         </w:rPr>
         <w:t>𝑁</w:t>
       </w:r>
-      <w:proofErr w:type="gramEnd"/>
       <w:r>
         <w:t>-port network, the relation between incident waves and outgoing waves can be written as</w:t>
       </w:r>
@@ -17924,7 +17830,6 @@
         </w:rPr>
         <w:t xml:space="preserve"> </w:t>
       </w:r>
-      <w:proofErr w:type="gramStart"/>
       <w:r>
         <w:rPr>
           <w:rFonts w:ascii="Cambria Math" w:eastAsia="Cambria Math"/>
@@ -17932,15 +17837,7 @@
         <w:t xml:space="preserve">𝐛 </w:t>
       </w:r>
       <w:r>
-        <w:t>is</w:t>
-      </w:r>
-      <w:proofErr w:type="gramEnd"/>
-      <w:r>
-        <w:t xml:space="preserve"> the reflected or transmitted wave vector, </w:t>
-      </w:r>
-      <w:proofErr w:type="gramStart"/>
-      <w:r>
-        <w:t>and</w:t>
+        <w:t>is the reflected or transmitted wave vector, and</w:t>
       </w:r>
       <w:r>
         <w:rPr>
@@ -17952,14 +17849,7 @@
         <w:rPr>
           <w:rFonts w:ascii="Cambria Math" w:eastAsia="Cambria Math"/>
         </w:rPr>
-        <w:t>𝐒</w:t>
-      </w:r>
-      <w:proofErr w:type="gramEnd"/>
-      <w:r>
-        <w:rPr>
-          <w:rFonts w:ascii="Cambria Math" w:eastAsia="Cambria Math"/>
-        </w:rPr>
-        <w:t xml:space="preserve"> </w:t>
+        <w:t xml:space="preserve">𝐒 </w:t>
       </w:r>
       <w:r>
         <w:t>is</w:t>
@@ -18113,24 +18003,13 @@
         <w:jc w:val="both"/>
       </w:pPr>
       <w:r>
-        <w:t xml:space="preserve">This formulation is especially useful for dividers and couplers because these circuits naturally involve multiple interacting ports. Through </w:t>
-      </w:r>
-      <w:proofErr w:type="gramStart"/>
-      <w:r>
-        <w:t xml:space="preserve">the </w:t>
+        <w:t xml:space="preserve">This formulation is especially useful for dividers and couplers because these circuits naturally involve multiple interacting ports. Through the </w:t>
       </w:r>
       <w:r>
         <w:rPr>
           <w:rFonts w:ascii="Cambria Math" w:eastAsia="Cambria Math" w:hAnsi="Cambria Math"/>
         </w:rPr>
-        <w:t>𝑆</w:t>
-      </w:r>
-      <w:proofErr w:type="gramEnd"/>
-      <w:r>
-        <w:rPr>
-          <w:rFonts w:ascii="Cambria Math" w:eastAsia="Cambria Math" w:hAnsi="Cambria Math"/>
-        </w:rPr>
-        <w:t xml:space="preserve"> </w:t>
+        <w:t xml:space="preserve">𝑆 </w:t>
       </w:r>
       <w:r>
         <w:t>-matrix, reflection, transmission, isolation, and coupling can all be represented in a unified form. For instance, ideal couplers are often introduced through their standard</w:t>
@@ -18193,7 +18072,6 @@
         </w:rPr>
         <w:t xml:space="preserve"> </w:t>
       </w:r>
-      <w:proofErr w:type="gramStart"/>
       <w:r>
         <w:t>the</w:t>
       </w:r>
@@ -18209,7 +18087,6 @@
         </w:rPr>
         <w:t>𝑆</w:t>
       </w:r>
-      <w:proofErr w:type="gramEnd"/>
       <w:r>
         <w:t>-parameter</w:t>
       </w:r>
@@ -18282,7 +18159,6 @@
         </w:rPr>
         <w:t xml:space="preserve"> </w:t>
       </w:r>
-      <w:proofErr w:type="gramStart"/>
       <w:r>
         <w:rPr>
           <w:rFonts w:ascii="Cambria Math" w:eastAsia="Cambria Math"/>
@@ -18297,11 +18173,7 @@
         <w:t xml:space="preserve"> </w:t>
       </w:r>
       <w:r>
-        <w:t>-parameter</w:t>
-      </w:r>
-      <w:proofErr w:type="gramEnd"/>
-      <w:r>
-        <w:t xml:space="preserve"> analysis forms the theoretical basis of the analytical engine used in the proposed </w:t>
+        <w:t xml:space="preserve">-parameter analysis forms the theoretical basis of the analytical engine used in the proposed </w:t>
       </w:r>
       <w:r>
         <w:rPr>
@@ -19451,15 +19323,7 @@
         <w:jc w:val="both"/>
       </w:pPr>
       <w:r>
-        <w:t xml:space="preserve">Recent studies have shown that Flutter has been increasingly used in educational systems and application-oriented development because it offers efficient interface construction and </w:t>
-      </w:r>
-      <w:proofErr w:type="gramStart"/>
-      <w:r>
-        <w:t>a relatively</w:t>
-      </w:r>
-      <w:proofErr w:type="gramEnd"/>
-      <w:r>
-        <w:t xml:space="preserve"> consistent user experience across different devices [34]. Although</w:t>
+        <w:t>Recent studies have shown that Flutter has been increasingly used in educational systems and application-oriented development because it offers efficient interface construction and a relatively consistent user experience across different devices [34]. Although</w:t>
       </w:r>
       <w:r>
         <w:rPr>
@@ -19599,15 +19463,7 @@
         <w:t xml:space="preserve">important: user-defined </w:t>
       </w:r>
       <w:r>
-        <w:t xml:space="preserve">parameter input, real-time output update, modular page design, and intuitive visual presentation. Flutter is suitable for these requirements because it supports responsive UI behavior and structured software organization [35]. Therefore, it is a reasonable platform for building an educational app for </w:t>
-      </w:r>
-      <w:proofErr w:type="gramStart"/>
-      <w:r>
-        <w:t>coupler</w:t>
-      </w:r>
-      <w:proofErr w:type="gramEnd"/>
-      <w:r>
-        <w:t xml:space="preserve"> and divider analysis.</w:t>
+        <w:t>parameter input, real-time output update, modular page design, and intuitive visual presentation. Flutter is suitable for these requirements because it supports responsive UI behavior and structured software organization [35]. Therefore, it is a reasonable platform for building an educational app for coupler and divider analysis.</w:t>
       </w:r>
     </w:p>
     <w:p>
@@ -20698,7 +20554,6 @@
         </w:rPr>
         <w:t xml:space="preserve"> </w:t>
       </w:r>
-      <w:proofErr w:type="gramStart"/>
       <w:r>
         <w:t>3</w:t>
       </w:r>
@@ -20713,7 +20568,6 @@
       <w:r>
         <w:t>Theoretical</w:t>
       </w:r>
-      <w:proofErr w:type="gramEnd"/>
       <w:r>
         <w:rPr>
           <w:spacing w:val="-2"/>
@@ -20924,15 +20778,7 @@
         <w:jc w:val="both"/>
       </w:pPr>
       <w:r>
-        <w:t xml:space="preserve">At microwave frequencies, circuit dimensions are often comparable to the signal wavelength. Under this condition, </w:t>
-      </w:r>
-      <w:proofErr w:type="gramStart"/>
-      <w:r>
-        <w:t>lumped</w:t>
-      </w:r>
-      <w:proofErr w:type="gramEnd"/>
-      <w:r>
-        <w:t>-element analysis alone is no longer sufficient, and transmission-line theory becomes necessary. In a transmission line, voltage</w:t>
+        <w:t>At microwave frequencies, circuit dimensions are often comparable to the signal wavelength. Under this condition, lumped-element analysis alone is no longer sufficient, and transmission-line theory becomes necessary. In a transmission line, voltage</w:t>
       </w:r>
       <w:r>
         <w:rPr>
@@ -21442,7 +21288,7 @@
           </mc:Choice>
           <mc:Fallback>
             <w:pict>
-              <v:shape w14:anchorId="29E09883" id="Graphic 24" o:spid="_x0000_s1026" style="position:absolute;margin-left:295.4pt;margin-top:5.1pt;width:38.65pt;height:.85pt;z-index:-16719360;visibility:visible;mso-wrap-style:square;mso-wrap-distance-left:0;mso-wrap-distance-top:0;mso-wrap-distance-right:0;mso-wrap-distance-bottom:0;mso-position-horizontal:absolute;mso-position-horizontal-relative:page;mso-position-vertical:absolute;mso-position-vertical-relative:text;v-text-anchor:top" coordsize="490855,10795" o:gfxdata="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" path="m490727,l,,,10668r490727,l490727,xe" fillcolor="black" stroked="f">
+              <v:shape w14:anchorId="6A659E6D" id="Graphic 24" o:spid="_x0000_s1026" style="position:absolute;margin-left:295.4pt;margin-top:5.1pt;width:38.65pt;height:.85pt;z-index:-16719360;visibility:visible;mso-wrap-style:square;mso-wrap-distance-left:0;mso-wrap-distance-top:0;mso-wrap-distance-right:0;mso-wrap-distance-bottom:0;mso-position-horizontal:absolute;mso-position-horizontal-relative:page;mso-position-vertical:absolute;mso-position-vertical-relative:text;v-text-anchor:top" coordsize="490855,10795" o:gfxdata="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" path="m490727,l,,,10668r490727,l490727,xe" fillcolor="black" stroked="f">
                 <v:path arrowok="t"/>
                 <w10:wrap anchorx="page"/>
               </v:shape>
@@ -21585,7 +21431,6 @@
         </w:rPr>
         <w:t xml:space="preserve"> = 𝑍</w:t>
       </w:r>
-      <w:proofErr w:type="gramStart"/>
       <w:r>
         <w:rPr>
           <w:rFonts w:ascii="Cambria Math" w:eastAsia="Cambria Math" w:hAnsi="Cambria Math"/>
@@ -21601,11 +21446,7 @@
         <w:t xml:space="preserve"> </w:t>
       </w:r>
       <w:r>
-        <w:t>,</w:t>
-      </w:r>
-      <w:proofErr w:type="gramEnd"/>
-      <w:r>
-        <w:t xml:space="preserve"> the line is matched and</w:t>
+        <w:t>, the line is matched and</w:t>
       </w:r>
       <w:r>
         <w:rPr>
@@ -21923,14 +21764,12 @@
         </w:rPr>
         <w:t>𝑍</w:t>
       </w:r>
-      <w:proofErr w:type="gramStart"/>
       <w:r>
         <w:rPr>
           <w:vertAlign w:val="subscript"/>
         </w:rPr>
         <w:t>in</w:t>
       </w:r>
-      <w:proofErr w:type="gramEnd"/>
       <w:r>
         <w:rPr>
           <w:spacing w:val="17"/>
@@ -22168,11 +22007,7 @@
         <w:jc w:val="both"/>
       </w:pPr>
       <w:r>
-        <w:t xml:space="preserve">Scattering parameters, </w:t>
-      </w:r>
-      <w:proofErr w:type="gramStart"/>
-      <w:r>
-        <w:t xml:space="preserve">or </w:t>
+        <w:t xml:space="preserve">Scattering parameters, or </w:t>
       </w:r>
       <w:r>
         <w:rPr>
@@ -22180,7 +22015,6 @@
         </w:rPr>
         <w:t>𝑆</w:t>
       </w:r>
-      <w:proofErr w:type="gramEnd"/>
       <w:r>
         <w:rPr>
           <w:rFonts w:ascii="Cambria Math" w:eastAsia="Cambria Math"/>
@@ -22200,11 +22034,7 @@
         <w:jc w:val="both"/>
       </w:pPr>
       <w:r>
-        <w:t xml:space="preserve">For </w:t>
-      </w:r>
-      <w:proofErr w:type="gramStart"/>
-      <w:r>
-        <w:t>an</w:t>
+        <w:t>For an</w:t>
       </w:r>
       <w:r>
         <w:rPr>
@@ -22216,17 +22046,25 @@
         <w:rPr>
           <w:rFonts w:ascii="Cambria Math" w:eastAsia="Cambria Math"/>
         </w:rPr>
-        <w:t>𝑁</w:t>
-      </w:r>
-      <w:proofErr w:type="gramEnd"/>
+        <w:t xml:space="preserve">𝑁 </w:t>
+      </w:r>
+      <w:r>
+        <w:t>-port network, the relation between the incident-wave vector</w:t>
+      </w:r>
+      <w:r>
+        <w:rPr>
+          <w:spacing w:val="40"/>
+        </w:rPr>
+        <w:t xml:space="preserve"> </w:t>
+      </w:r>
       <w:r>
         <w:rPr>
           <w:rFonts w:ascii="Cambria Math" w:eastAsia="Cambria Math"/>
         </w:rPr>
-        <w:t xml:space="preserve"> </w:t>
-      </w:r>
-      <w:r>
-        <w:t>-port network, the relation between the incident-wave vector</w:t>
+        <w:t xml:space="preserve">𝐚 </w:t>
+      </w:r>
+      <w:r>
+        <w:t>and outgoing-wave vector</w:t>
       </w:r>
       <w:r>
         <w:rPr>
@@ -22238,33 +22076,7 @@
         <w:rPr>
           <w:rFonts w:ascii="Cambria Math" w:eastAsia="Cambria Math"/>
         </w:rPr>
-        <w:t xml:space="preserve">𝐚 </w:t>
-      </w:r>
-      <w:r>
-        <w:t xml:space="preserve">and outgoing-wave </w:t>
-      </w:r>
-      <w:proofErr w:type="gramStart"/>
-      <w:r>
-        <w:t>vector</w:t>
-      </w:r>
-      <w:r>
-        <w:rPr>
-          <w:spacing w:val="40"/>
-        </w:rPr>
-        <w:t xml:space="preserve"> </w:t>
-      </w:r>
-      <w:r>
-        <w:rPr>
-          <w:rFonts w:ascii="Cambria Math" w:eastAsia="Cambria Math"/>
-        </w:rPr>
-        <w:t>𝐛</w:t>
-      </w:r>
-      <w:proofErr w:type="gramEnd"/>
-      <w:r>
-        <w:rPr>
-          <w:rFonts w:ascii="Cambria Math" w:eastAsia="Cambria Math"/>
-        </w:rPr>
-        <w:t xml:space="preserve"> </w:t>
+        <w:t xml:space="preserve">𝐛 </w:t>
       </w:r>
       <w:r>
         <w:t>is</w:t>
@@ -22335,7 +22147,6 @@
         <w:ind w:right="176"/>
         <w:jc w:val="both"/>
       </w:pPr>
-      <w:proofErr w:type="gramStart"/>
       <w:r>
         <w:t>where</w:t>
       </w:r>
@@ -22351,7 +22162,6 @@
         </w:rPr>
         <w:t>𝐒</w:t>
       </w:r>
-      <w:proofErr w:type="gramEnd"/>
       <w:r>
         <w:rPr>
           <w:rFonts w:ascii="Cambria Math" w:eastAsia="Cambria Math"/>
@@ -22749,13 +22559,8 @@
         <w:t xml:space="preserve"> </w:t>
       </w:r>
       <w:r>
-        <w:t xml:space="preserve">representation of </w:t>
-      </w:r>
-      <w:proofErr w:type="gramStart"/>
-      <w:r>
-        <w:t>an</w:t>
-      </w:r>
-      <w:proofErr w:type="gramEnd"/>
+        <w:t>representation of an</w:t>
+      </w:r>
       <w:r>
         <w:rPr>
           <w:spacing w:val="-2"/>
@@ -23358,13 +23163,9 @@
         </w:rPr>
         <w:t xml:space="preserve"> </w:t>
       </w:r>
-      <w:proofErr w:type="spellStart"/>
-      <w:proofErr w:type="gramStart"/>
       <w:r>
         <w:t>behavior.This</w:t>
       </w:r>
-      <w:proofErr w:type="spellEnd"/>
-      <w:proofErr w:type="gramEnd"/>
       <w:r>
         <w:rPr>
           <w:spacing w:val="-5"/>
@@ -23584,11 +23385,9 @@
         </w:rPr>
         <w:t xml:space="preserve"> </w:t>
       </w:r>
-      <w:proofErr w:type="gramStart"/>
       <w:r>
         <w:t>an</w:t>
       </w:r>
-      <w:proofErr w:type="gramEnd"/>
       <w:r>
         <w:rPr>
           <w:spacing w:val="-1"/>
@@ -23789,11 +23588,9 @@
         </w:rPr>
         <w:t xml:space="preserve"> </w:t>
       </w:r>
-      <w:proofErr w:type="gramStart"/>
       <w:r>
         <w:t>symmetry</w:t>
       </w:r>
-      <w:proofErr w:type="gramEnd"/>
       <w:r>
         <w:rPr>
           <w:spacing w:val="-8"/>
@@ -24008,7 +23805,6 @@
         </w:rPr>
         <w:t xml:space="preserve"> </w:t>
       </w:r>
-      <w:proofErr w:type="gramStart"/>
       <w:r>
         <w:t>the</w:t>
       </w:r>
@@ -24021,7 +23817,6 @@
       <w:r>
         <w:t>input</w:t>
       </w:r>
-      <w:proofErr w:type="gramEnd"/>
       <w:r>
         <w:rPr>
           <w:spacing w:val="12"/>
@@ -25260,7 +25055,7 @@
           </mc:Choice>
           <mc:Fallback>
             <w:pict>
-              <v:shape w14:anchorId="0DCFAE5F" id="Graphic 29" o:spid="_x0000_s1026" style="position:absolute;margin-left:317.7pt;margin-top:61.85pt;width:6.6pt;height:.9pt;z-index:-15721984;visibility:visible;mso-wrap-style:square;mso-wrap-distance-left:0;mso-wrap-distance-top:0;mso-wrap-distance-right:0;mso-wrap-distance-bottom:0;mso-position-horizontal:absolute;mso-position-horizontal-relative:page;mso-position-vertical:absolute;mso-position-vertical-relative:text;v-text-anchor:top" coordsize="83820,11430" o:gfxdata="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" path="m83820,l,,,10972r83820,l83820,xe" fillcolor="black" stroked="f">
+              <v:shape w14:anchorId="02BA1A65" id="Graphic 29" o:spid="_x0000_s1026" style="position:absolute;margin-left:317.7pt;margin-top:61.85pt;width:6.6pt;height:.9pt;z-index:-15721984;visibility:visible;mso-wrap-style:square;mso-wrap-distance-left:0;mso-wrap-distance-top:0;mso-wrap-distance-right:0;mso-wrap-distance-bottom:0;mso-position-horizontal:absolute;mso-position-horizontal-relative:page;mso-position-vertical:absolute;mso-position-vertical-relative:text;v-text-anchor:top" coordsize="83820,11430" o:gfxdata="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" path="m83820,l,,,10972r83820,l83820,xe" fillcolor="black" stroked="f">
                 <v:path arrowok="t"/>
                 <w10:wrap type="topAndBottom" anchorx="page"/>
               </v:shape>
@@ -25277,7 +25072,6 @@
         </w:rPr>
         <w:t>𝑍</w:t>
       </w:r>
-      <w:proofErr w:type="gramStart"/>
       <w:r>
         <w:rPr>
           <w:rFonts w:ascii="Cambria Math" w:eastAsia="Cambria Math"/>
@@ -25292,11 +25086,7 @@
         <w:t xml:space="preserve"> </w:t>
       </w:r>
       <w:r>
-        <w:t>,</w:t>
-      </w:r>
-      <w:proofErr w:type="gramEnd"/>
-      <w:r>
-        <w:t xml:space="preserve"> the equal-split Wilkinson Divider uses branch impedances of</w:t>
+        <w:t>, the equal-split Wilkinson Divider uses branch impedances of</w:t>
       </w:r>
     </w:p>
     <w:p>
@@ -26537,7 +26327,7 @@
           </mc:Choice>
           <mc:Fallback>
             <w:pict>
-              <v:group w14:anchorId="50581F47" id="Group 31" o:spid="_x0000_s1026" style="width:14.55pt;height:4.1pt;mso-position-horizontal-relative:char;mso-position-vertical-relative:line" coordsize="184785,52069" o:gfxdata="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">
+              <v:group w14:anchorId="249D937E" id="Group 31" o:spid="_x0000_s1026" style="width:14.55pt;height:4.1pt;mso-position-horizontal-relative:char;mso-position-vertical-relative:line" coordsize="184785,52069" o:gfxdata="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">
                 <v:shape id="Graphic 32" o:spid="_x0000_s1027" style="position:absolute;width:184785;height:52069;visibility:visible;mso-wrap-style:square;v-text-anchor:top" coordsize="184785,52069" o:gfxdata="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" path="m184696,l,,,10668r184696,l184696,xem184708,41148r-84124,l100584,51816r84124,l184708,41148xe" fillcolor="black" stroked="f">
                   <v:path arrowok="t"/>
                 </v:shape>
@@ -26781,14 +26571,12 @@
           <w:sz w:val="24"/>
         </w:rPr>
       </w:pPr>
-      <w:proofErr w:type="gramStart"/>
       <w:r>
         <w:rPr>
           <w:sz w:val="24"/>
         </w:rPr>
         <w:t>equal</w:t>
       </w:r>
-      <w:proofErr w:type="gramEnd"/>
       <w:r>
         <w:rPr>
           <w:spacing w:val="-1"/>
@@ -26909,14 +26697,12 @@
           <w:sz w:val="24"/>
         </w:rPr>
       </w:pPr>
-      <w:proofErr w:type="gramStart"/>
       <w:r>
         <w:rPr>
           <w:sz w:val="24"/>
         </w:rPr>
         <w:t>ports</w:t>
       </w:r>
-      <w:proofErr w:type="gramEnd"/>
       <w:r>
         <w:rPr>
           <w:spacing w:val="-3"/>
@@ -27099,15 +26885,7 @@
         <w:jc w:val="both"/>
       </w:pPr>
       <w:r>
-        <w:t>In practical design, equal power division is not always sufficient. Some systems require unequal output power levels. For this reason, many studies have extended the Wilkinson structure to unequal power division [15]</w:t>
-      </w:r>
-      <w:proofErr w:type="gramStart"/>
-      <w:r>
-        <w:t>–[</w:t>
-      </w:r>
-      <w:proofErr w:type="gramEnd"/>
-      <w:r>
-        <w:t>18].</w:t>
+        <w:t>In practical design, equal power division is not always sufficient. Some systems require unequal output power levels. For this reason, many studies have extended the Wilkinson structure to unequal power division [15]–[18].</w:t>
       </w:r>
     </w:p>
     <w:p>
@@ -30514,7 +30292,6 @@
         </w:rPr>
         <w:t xml:space="preserve"> </w:t>
       </w:r>
-      <w:proofErr w:type="gramStart"/>
       <w:r>
         <w:t>ideal</w:t>
       </w:r>
@@ -30530,7 +30307,6 @@
         </w:rPr>
         <w:t>𝑆</w:t>
       </w:r>
-      <w:proofErr w:type="gramEnd"/>
       <w:r>
         <w:t>-matrix.</w:t>
       </w:r>
@@ -32932,15 +32708,7 @@
         <w:t xml:space="preserve"> </w:t>
       </w:r>
       <w:r>
-        <w:t xml:space="preserve">interface and the functions of the individual component modules are explained. Finally, the development tools and the testing strategy are discussed </w:t>
-      </w:r>
-      <w:proofErr w:type="gramStart"/>
-      <w:r>
-        <w:t>in order to</w:t>
-      </w:r>
-      <w:proofErr w:type="gramEnd"/>
-      <w:r>
-        <w:t xml:space="preserve"> show how the correctness and usability of the system were evaluated.</w:t>
+        <w:t>interface and the functions of the individual component modules are explained. Finally, the development tools and the testing strategy are discussed in order to show how the correctness and usability of the system were evaluated.</w:t>
       </w:r>
     </w:p>
     <w:p>
@@ -34441,11 +34209,9 @@
         </w:rPr>
         <w:t xml:space="preserve"> </w:t>
       </w:r>
-      <w:proofErr w:type="gramStart"/>
       <w:r>
         <w:t>values, but</w:t>
       </w:r>
-      <w:proofErr w:type="gramEnd"/>
       <w:r>
         <w:rPr>
           <w:spacing w:val="-8"/>
@@ -34894,7 +34660,6 @@
         </w:rPr>
         <w:t xml:space="preserve"> </w:t>
       </w:r>
-      <w:proofErr w:type="gramStart"/>
       <w:r>
         <w:t>a</w:t>
       </w:r>
@@ -34907,7 +34672,6 @@
       <w:r>
         <w:t>modular</w:t>
       </w:r>
-      <w:proofErr w:type="gramEnd"/>
       <w:r>
         <w:rPr>
           <w:spacing w:val="5"/>
@@ -35186,13 +34950,8 @@
         </w:rPr>
         <w:t xml:space="preserve"> </w:t>
       </w:r>
-      <w:proofErr w:type="gramStart"/>
-      <w:r>
-        <w:t>in</w:t>
-      </w:r>
-      <w:proofErr w:type="gramEnd"/>
-      <w:r>
-        <w:t xml:space="preserve"> Fig. </w:t>
+      <w:r>
+        <w:t xml:space="preserve">in Fig. </w:t>
       </w:r>
       <w:r>
         <w:rPr>
@@ -35805,15 +35564,7 @@
         <w:jc w:val="both"/>
       </w:pPr>
       <w:r>
-        <w:t xml:space="preserve">This architecture was chosen because it provides a clear separation between user interaction and computational logic. Such separation improves software maintainability </w:t>
-      </w:r>
-      <w:proofErr w:type="gramStart"/>
-      <w:r>
-        <w:t>and also</w:t>
-      </w:r>
-      <w:proofErr w:type="gramEnd"/>
-      <w:r>
-        <w:t xml:space="preserve"> makes it easier to expand the application in the future. For example, a new microwave component can be added by developing a new analytical module while preserving the same overall interface structure.</w:t>
+        <w:t>This architecture was chosen because it provides a clear separation between user interaction and computational logic. Such separation improves software maintainability and also makes it easier to expand the application in the future. For example, a new microwave component can be added by developing a new analytical module while preserving the same overall interface structure.</w:t>
       </w:r>
     </w:p>
     <w:p>
@@ -36574,15 +36325,7 @@
         <w:jc w:val="both"/>
       </w:pPr>
       <w:r>
-        <w:t>The module also includes a frequency-dependent S-parameter plot showing S₁₁, S₂₁, and S₃₁. Since the resistive divider's S-parameters are determined purely by resistance ratios rather than by transmission-line length, the response is frequency-</w:t>
-      </w:r>
-      <w:proofErr w:type="gramStart"/>
-      <w:r>
-        <w:t>independent</w:t>
-      </w:r>
-      <w:proofErr w:type="gramEnd"/>
-      <w:r>
-        <w:t xml:space="preserve"> </w:t>
+        <w:t xml:space="preserve">The module also includes a frequency-dependent S-parameter plot showing S₁₁, S₂₁, and S₃₁. Since the resistive divider's S-parameters are determined purely by resistance ratios rather than by transmission-line length, the response is frequency-independent </w:t>
       </w:r>
       <w:r>
         <w:lastRenderedPageBreak/>
@@ -36596,7 +36339,7 @@
         <w:ind w:right="176"/>
         <w:jc w:val="both"/>
         <w:rPr>
-          <w:rFonts w:eastAsiaTheme="minorEastAsia" w:hint="eastAsia"/>
+          <w:rFonts w:eastAsiaTheme="minorEastAsia"/>
           <w:lang w:eastAsia="zh-CN"/>
         </w:rPr>
       </w:pPr>
@@ -36738,7 +36481,7 @@
           </mc:Choice>
           <mc:Fallback>
             <w:pict>
-              <v:shape w14:anchorId="4A8ADC9C" id="Graphic 37" o:spid="_x0000_s1026" style="position:absolute;margin-left:213.65pt;margin-top:93.2pt;width:6.6pt;height:.85pt;z-index:-15719424;visibility:visible;mso-wrap-style:square;mso-wrap-distance-left:0;mso-wrap-distance-top:0;mso-wrap-distance-right:0;mso-wrap-distance-bottom:0;mso-position-horizontal:absolute;mso-position-horizontal-relative:page;mso-position-vertical:absolute;mso-position-vertical-relative:text;v-text-anchor:top" coordsize="83820,10795" o:gfxdata="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" path="m83819,l,,,10667r83819,l83819,xe" fillcolor="black" stroked="f">
+              <v:shape w14:anchorId="5B8125D9" id="Graphic 37" o:spid="_x0000_s1026" style="position:absolute;margin-left:213.65pt;margin-top:93.2pt;width:6.6pt;height:.85pt;z-index:-15719424;visibility:visible;mso-wrap-style:square;mso-wrap-distance-left:0;mso-wrap-distance-top:0;mso-wrap-distance-right:0;mso-wrap-distance-bottom:0;mso-position-horizontal:absolute;mso-position-horizontal-relative:page;mso-position-vertical:absolute;mso-position-vertical-relative:text;v-text-anchor:top" coordsize="83820,10795" o:gfxdata="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" path="m83819,l,,,10667r83819,l83819,xe" fillcolor="black" stroked="f">
                 <v:path arrowok="t"/>
                 <w10:wrap type="topAndBottom" anchorx="page"/>
               </v:shape>
@@ -36758,15 +36501,7 @@
         <w:jc w:val="both"/>
       </w:pPr>
       <w:r>
-        <w:t xml:space="preserve">For the unequal-split case, the application extends the model so that users can define a desired split ratio. Based on this ratio, the module computes the corresponding output relationship and presents the resulting transmission characteristics. This feature was included because unequal division has practical significance </w:t>
-      </w:r>
-      <w:proofErr w:type="gramStart"/>
-      <w:r>
-        <w:t>and also</w:t>
-      </w:r>
-      <w:proofErr w:type="gramEnd"/>
-      <w:r>
-        <w:t xml:space="preserve"> increases the educational value of the module.</w:t>
+        <w:t>For the unequal-split case, the application extends the model so that users can define a desired split ratio. Based on this ratio, the module computes the corresponding output relationship and presents the resulting transmission characteristics. This feature was included because unequal division has practical significance and also increases the educational value of the module.</w:t>
       </w:r>
     </w:p>
     <w:p>
@@ -36777,43 +36512,11 @@
         <w:jc w:val="both"/>
       </w:pPr>
       <w:r>
-        <w:t xml:space="preserve">One important feature of this module is the detailed presentation of S-parameter calculation. The module shows the complete analytical process in two clear steps. First, the frequency is substituted into the S-parameter formulas to obtain </w:t>
-      </w:r>
-      <w:proofErr w:type="gramStart"/>
-      <w:r>
-        <w:t>the complex</w:t>
-      </w:r>
-      <w:proofErr w:type="gramEnd"/>
-      <w:r>
-        <w:t xml:space="preserve"> values, including both magnitude and phase information. The electrical </w:t>
+        <w:t xml:space="preserve">One important feature of this module is the detailed presentation of S-parameter calculation. The module shows the complete analytical process in two clear steps. First, the frequency is substituted into the S-parameter formulas to obtain the complex values, including both magnitude and phase information. The electrical length θ is calculated </w:t>
       </w:r>
       <w:r>
         <w:lastRenderedPageBreak/>
-        <w:t>length θ is calculated as θ(f) = (π/</w:t>
-      </w:r>
-      <w:proofErr w:type="gramStart"/>
-      <w:r>
-        <w:t>2)(</w:t>
-      </w:r>
-      <w:proofErr w:type="gramEnd"/>
-      <w:r>
-        <w:t>f/f₀), and this value is then used in the S-parameter expressions such as S₂₁(f) = -j√(1/(1+K²</w:t>
-      </w:r>
-      <w:proofErr w:type="gramStart"/>
-      <w:r>
-        <w:t>))sin</w:t>
-      </w:r>
-      <w:proofErr w:type="gramEnd"/>
-      <w:r>
-        <w:t xml:space="preserve">(θ(f)). Second, the magnitude of each complex S-parameter is converted to decibel form using the standard transformation 20×log₁₀(|S|). This two-step presentation helps users understand how theoretical formulas lead to the final </w:t>
-      </w:r>
-      <w:proofErr w:type="gramStart"/>
-      <w:r>
-        <w:t>dB</w:t>
-      </w:r>
-      <w:proofErr w:type="gramEnd"/>
-      <w:r>
-        <w:t xml:space="preserve"> values commonly used in RF engineering.</w:t>
+        <w:t>as θ(f) = (π/2)(f/f₀), and this value is then used in the S-parameter expressions such as S₂₁(f) = -j√(1/(1+K²))sin(θ(f)). Second, the magnitude of each complex S-parameter is converted to decibel form using the standard transformation 20×log₁₀(|S|). This two-step presentation helps users understand how theoretical formulas lead to the final dB values commonly used in RF engineering.</w:t>
       </w:r>
     </w:p>
     <w:p>
@@ -36823,7 +36526,7 @@
         <w:ind w:right="175"/>
         <w:jc w:val="both"/>
         <w:rPr>
-          <w:rFonts w:eastAsiaTheme="minorEastAsia" w:hint="eastAsia"/>
+          <w:rFonts w:eastAsiaTheme="minorEastAsia"/>
           <w:lang w:eastAsia="zh-CN"/>
         </w:rPr>
       </w:pPr>
@@ -37075,11 +36778,7 @@
         <w:t xml:space="preserve">𝐚 </w:t>
       </w:r>
       <w:r>
-        <w:t xml:space="preserve">is the user-defined excitation vector </w:t>
-      </w:r>
-      <w:proofErr w:type="gramStart"/>
-      <w:r>
-        <w:t>and</w:t>
+        <w:t>is the user-defined excitation vector and</w:t>
       </w:r>
       <w:r>
         <w:rPr>
@@ -37091,14 +36790,7 @@
         <w:rPr>
           <w:rFonts w:ascii="Cambria Math" w:eastAsia="Cambria Math"/>
         </w:rPr>
-        <w:t>𝐛</w:t>
-      </w:r>
-      <w:proofErr w:type="gramEnd"/>
-      <w:r>
-        <w:rPr>
-          <w:rFonts w:ascii="Cambria Math" w:eastAsia="Cambria Math"/>
-        </w:rPr>
-        <w:t xml:space="preserve"> </w:t>
+        <w:t xml:space="preserve">𝐛 </w:t>
       </w:r>
       <w:r>
         <w:t xml:space="preserve">is the resulting output-wave vector. </w:t>
@@ -37115,19 +36807,11 @@
         <w:jc w:val="both"/>
       </w:pPr>
       <w:r>
-        <w:t xml:space="preserve">In the software design, the user may directly select and configure input ports without needing to click preset buttons first. Users can check or uncheck any combination of </w:t>
+        <w:t xml:space="preserve">In the software design, the user may directly select and configure input ports without needing to click preset buttons first. Users can check or uncheck any combination of ports and specify the amplitude and phase for each selected port. These values are </w:t>
       </w:r>
       <w:r>
         <w:lastRenderedPageBreak/>
-        <w:t xml:space="preserve">ports and specify the amplitude and phase for each selected port. These values are converted into complex wave quantities, and the ideal S-matrix of the rat-race coupler is then applied to calculate the outgoing waves. The results are expressed in terms of output amplitudes and relative </w:t>
-      </w:r>
-      <w:proofErr w:type="gramStart"/>
-      <w:r>
-        <w:t>phases, and</w:t>
-      </w:r>
-      <w:proofErr w:type="gramEnd"/>
-      <w:r>
-        <w:t xml:space="preserve"> are displayed in both complex form (magnitude </w:t>
+        <w:t xml:space="preserve">converted into complex wave quantities, and the ideal S-matrix of the rat-race coupler is then applied to calculate the outgoing waves. The results are expressed in terms of output amplitudes and relative phases, and are displayed in both complex form (magnitude </w:t>
       </w:r>
       <w:r>
         <w:rPr>
@@ -37166,17 +36850,12 @@
         <w:ind w:right="176"/>
         <w:jc w:val="both"/>
         <w:rPr>
-          <w:rFonts w:eastAsiaTheme="minorEastAsia" w:hint="eastAsia"/>
+          <w:rFonts w:eastAsiaTheme="minorEastAsia"/>
           <w:lang w:eastAsia="zh-CN"/>
         </w:rPr>
       </w:pPr>
-      <w:proofErr w:type="gramStart"/>
-      <w:r>
-        <w:t>Similar to</w:t>
-      </w:r>
-      <w:proofErr w:type="gramEnd"/>
-      <w:r>
-        <w:t xml:space="preserve"> the Wilkinson module, the Rat-Race Coupler also includes a frequency-dependent S-parameter plot positioned below the parameter input section. This plot shows how S₁₁, S₂₁, S₃₁, and S₄₁ vary across frequency, allowing users to observe the coupler's frequency response characteristics. Through this method, the module allows users to explore not only the standard single-input case, but also more advanced multi-input conditions. This makes the Rat-Race Coupler module particularly valuable from an educational point of view.</w:t>
+      <w:r>
+        <w:t>Similar to the Wilkinson module, the Rat-Race Coupler also includes a frequency-dependent S-parameter plot positioned below the parameter input section. This plot shows how S₁₁, S₂₁, S₃₁, and S₄₁ vary across frequency, allowing users to observe the coupler's frequency response characteristics. Through this method, the module allows users to explore not only the standard single-input case, but also more advanced multi-input conditions. This makes the Rat-Race Coupler module particularly valuable from an educational point of view.</w:t>
       </w:r>
     </w:p>
     <w:p>
@@ -37396,15 +37075,7 @@
         <w:t xml:space="preserve"> </w:t>
       </w:r>
       <w:r>
-        <w:t xml:space="preserve">single- input case. This simplification was adopted </w:t>
-      </w:r>
-      <w:proofErr w:type="gramStart"/>
-      <w:r>
-        <w:t>in order to</w:t>
-      </w:r>
-      <w:proofErr w:type="gramEnd"/>
-      <w:r>
-        <w:t xml:space="preserve"> preserve clarity and reduce unnecessary interface complexity. Within this scope, the module computes the expected output relationship under ideal conditions and presents the results in a way that highlights the quadrature nature of the circuit. Although a more generalized excitation model is theoretically possible, the current implementation is sufficient for the educational objectives of the project.</w:t>
+        <w:t>single- input case. This simplification was adopted in order to preserve clarity and reduce unnecessary interface complexity. Within this scope, the module computes the expected output relationship under ideal conditions and presents the results in a way that highlights the quadrature nature of the circuit. Although a more generalized excitation model is theoretically possible, the current implementation is sufficient for the educational objectives of the project.</w:t>
       </w:r>
     </w:p>
     <w:p>
@@ -37640,11 +37311,7 @@
         <w:jc w:val="both"/>
       </w:pPr>
       <w:r>
-        <w:t xml:space="preserve">A further design goal was to ensure that formulas and outputs remain visually connected. In the present application, the interface was designed to reduce the gap between parameter input and result interpretation by placing the theoretical derivation steps within the same scrollable page. Each module shows the calculation process in a structured way: the frequency or circuit parameters are first substituted into the S-parameter formulas to produce complex values, and these values are then converted to dB using 20×log₁₀(|S|). This arrangement encourages users to associate mathematical expressions with circuit behavior rather than treating the calculation as </w:t>
-      </w:r>
-      <w:r>
-        <w:lastRenderedPageBreak/>
-        <w:t>a black box.</w:t>
+        <w:t>A further design goal was to ensure that formulas and outputs remain visually connected. In the present application, the interface was designed to reduce the gap between parameter input and result interpretation by placing the theoretical derivation steps within the same scrollable page. Each module shows the calculation process in a structured way: the frequency or circuit parameters are first substituted into the S-parameter formulas to produce complex values, and these values are then converted to dB using 20×log₁₀(|S|). This arrangement encourages users to associate mathematical expressions with circuit behavior rather than treating the calculation as a black box.</w:t>
       </w:r>
     </w:p>
     <w:p>
@@ -37654,11 +37321,12 @@
         <w:ind w:right="179"/>
         <w:jc w:val="both"/>
         <w:rPr>
-          <w:rFonts w:eastAsiaTheme="minorEastAsia" w:hint="eastAsia"/>
+          <w:rFonts w:eastAsiaTheme="minorEastAsia"/>
           <w:lang w:eastAsia="zh-CN"/>
         </w:rPr>
       </w:pPr>
       <w:r>
+        <w:lastRenderedPageBreak/>
         <w:t>Responsiveness was also an important consideration. Since the application was developed in Flutter, the interface can update efficiently when the user changes parameter values. This dynamic behavior strengthens the interactive character of the application and supports immediate observation of analytical changes. In the Rat-Race Coupler module, particular attention was paid to the port selection interface, which was designed to allow users to directly check or uncheck any input port and enter amplitude and phase values freely, without depending on preset configuration buttons.</w:t>
       </w:r>
     </w:p>
@@ -38283,7 +37951,6 @@
         <w:rPr>
           <w:spacing w:val="-2"/>
         </w:rPr>
-        <w:lastRenderedPageBreak/>
         <w:t>Development</w:t>
       </w:r>
       <w:r>
@@ -38422,7 +38089,6 @@
         </w:rPr>
         <w:t xml:space="preserve"> </w:t>
       </w:r>
-      <w:proofErr w:type="gramStart"/>
       <w:r>
         <w:t>an</w:t>
       </w:r>
@@ -38438,7 +38104,6 @@
         </w:rPr>
         <w:t>engineering</w:t>
       </w:r>
-      <w:proofErr w:type="gramEnd"/>
     </w:p>
     <w:p>
       <w:pPr>
@@ -38477,15 +38142,7 @@
         <w:jc w:val="both"/>
       </w:pPr>
       <w:r>
-        <w:t xml:space="preserve">The application was developed using Flutter and Dart in Visual Studio Code, while Chrome was used for emulator-based testing and </w:t>
-      </w:r>
-      <w:proofErr w:type="gramStart"/>
-      <w:r>
-        <w:t>debugging..</w:t>
-      </w:r>
-      <w:proofErr w:type="gramEnd"/>
-      <w:r>
-        <w:t xml:space="preserve"> During development, Flutter’s</w:t>
+        <w:t>The application was developed using Flutter and Dart in Visual Studio Code, while Chrome was used for emulator-based testing and debugging.. During development, Flutter’s</w:t>
       </w:r>
       <w:r>
         <w:rPr>
@@ -38595,31 +38252,7 @@
         <w:jc w:val="both"/>
       </w:pPr>
       <w:r>
-        <w:t xml:space="preserve">From the analytical perspective, </w:t>
-      </w:r>
-      <w:proofErr w:type="gramStart"/>
-      <w:r>
-        <w:t>the mathematical</w:t>
-      </w:r>
-      <w:proofErr w:type="gramEnd"/>
-      <w:r>
-        <w:t xml:space="preserve"> logic was implemented directly in Dart functions. This approach was appropriate because the project relies on closed</w:t>
-      </w:r>
-      <w:proofErr w:type="gramStart"/>
-      <w:r>
-        <w:t>- form</w:t>
-      </w:r>
-      <w:proofErr w:type="gramEnd"/>
-      <w:r>
-        <w:t xml:space="preserve"> analytical relationships and idealized matrix calculations rather than on heavy numerical simulation. As a result, the application remains lightweight while still providing meaningful microwave analysis. The use of </w:t>
-      </w:r>
-      <w:proofErr w:type="gramStart"/>
-      <w:r>
-        <w:t>a direct</w:t>
-      </w:r>
-      <w:proofErr w:type="gramEnd"/>
-      <w:r>
-        <w:t xml:space="preserve"> analytical implementation also makes the system easier to understand and maintain, which is important for future extension.</w:t>
+        <w:t>From the analytical perspective, the mathematical logic was implemented directly in Dart functions. This approach was appropriate because the project relies on closed- form analytical relationships and idealized matrix calculations rather than on heavy numerical simulation. As a result, the application remains lightweight while still providing meaningful microwave analysis. The use of a direct analytical implementation also makes the system easier to understand and maintain, which is important for future extension.</w:t>
       </w:r>
     </w:p>
     <w:p>
@@ -39012,15 +38645,7 @@
       </w:pPr>
       <w:r>
         <w:lastRenderedPageBreak/>
-        <w:t xml:space="preserve">to show </w:t>
-      </w:r>
-      <w:proofErr w:type="gramStart"/>
-      <w:r>
-        <w:t>equal output</w:t>
-      </w:r>
-      <w:proofErr w:type="gramEnd"/>
-      <w:r>
-        <w:t xml:space="preserve"> transmission in the equal-split case and modified transmission levels in the unequal-split case. The Rat-Race Coupler and Branch-Line Hybrid modules were checked to confirm that their output phase relations and isolated-port behavior matched ideal theoretical predictions. In addition, selected outputs were compared manually with the equations and relationships discussed in Chapter 3.</w:t>
+        <w:t>to show equal output transmission in the equal-split case and modified transmission levels in the unequal-split case. The Rat-Race Coupler and Branch-Line Hybrid modules were checked to confirm that their output phase relations and isolated-port behavior matched ideal theoretical predictions. In addition, selected outputs were compared manually with the equations and relationships discussed in Chapter 3.</w:t>
       </w:r>
     </w:p>
     <w:p>
@@ -40168,7 +39793,7 @@
         <w:ind w:right="176"/>
         <w:jc w:val="both"/>
         <w:rPr>
-          <w:rFonts w:eastAsiaTheme="minorEastAsia" w:hint="eastAsia"/>
+          <w:rFonts w:eastAsiaTheme="minorEastAsia"/>
           <w:lang w:eastAsia="zh-CN"/>
         </w:rPr>
       </w:pPr>
@@ -40254,7 +39879,7 @@
         <w:ind w:right="176"/>
         <w:jc w:val="both"/>
         <w:rPr>
-          <w:rFonts w:eastAsiaTheme="minorEastAsia" w:hint="eastAsia"/>
+          <w:rFonts w:eastAsiaTheme="minorEastAsia"/>
           <w:lang w:eastAsia="zh-CN"/>
         </w:rPr>
       </w:pPr>
@@ -40332,11 +39957,11 @@
         <w:jc w:val="both"/>
       </w:pPr>
       <w:r>
-        <w:t xml:space="preserve">After selecting a module, the user is directed to a dedicated analysis page. Each module page contains the key elements required for interactive analysis, including a parameter input section, a frequency-dependent S-parameter plot positioned directly below the input area, and a step-by-step calculation section. This organization allows </w:t>
+        <w:t xml:space="preserve">After selecting a module, the user is directed to a dedicated analysis page. Each module page contains the key elements required for interactive analysis, including a parameter input section, a frequency-dependent S-parameter plot positioned directly below the input area, and a step-by-step calculation section. This organization allows the user to </w:t>
       </w:r>
       <w:r>
         <w:lastRenderedPageBreak/>
-        <w:t>the user to move naturally from defining analytical conditions to interpreting the corresponding outputs.</w:t>
+        <w:t>move naturally from defining analytical conditions to interpreting the corresponding outputs.</w:t>
       </w:r>
     </w:p>
     <w:p>
@@ -40347,15 +39972,7 @@
         <w:jc w:val="both"/>
       </w:pPr>
       <w:r>
-        <w:t xml:space="preserve">One important </w:t>
-      </w:r>
-      <w:proofErr w:type="gramStart"/>
-      <w:r>
-        <w:t>design feature</w:t>
-      </w:r>
-      <w:proofErr w:type="gramEnd"/>
-      <w:r>
-        <w:t xml:space="preserve"> is the consistent placement of the S-parameter plots across all modules. In the current implementation, the plot appears immediately below the parameter input section in all four modules: Wilkinson Divider, Branch-Line Hybrid, Resistive Divider, and Rat-Race Coupler. This uniform layout makes it easier for users to observe how changes in input parameters affect the frequency response, and it also reduces the learning effort required when moving from one module to another.</w:t>
+        <w:t>One important design feature is the consistent placement of the S-parameter plots across all modules. In the current implementation, the plot appears immediately below the parameter input section in all four modules: Wilkinson Divider, Branch-Line Hybrid, Resistive Divider, and Rat-Race Coupler. This uniform layout makes it easier for users to observe how changes in input parameters affect the frequency response, and it also reduces the learning effort required when moving from one module to another.</w:t>
       </w:r>
     </w:p>
     <w:p>
@@ -40376,7 +39993,7 @@
         <w:ind w:right="177"/>
         <w:jc w:val="both"/>
         <w:rPr>
-          <w:rFonts w:eastAsiaTheme="minorEastAsia" w:hint="eastAsia"/>
+          <w:rFonts w:eastAsiaTheme="minorEastAsia"/>
           <w:lang w:eastAsia="zh-CN"/>
         </w:rPr>
       </w:pPr>
@@ -40476,55 +40093,7 @@
         <w:jc w:val="both"/>
       </w:pPr>
       <w:r>
-        <w:t xml:space="preserve">In implementation terms, the rendering process combines Flutter widget-based state control with custom drawing. The schematic display of each module was built using </w:t>
-      </w:r>
-      <w:proofErr w:type="spellStart"/>
-      <w:r>
-        <w:t>CustomPaint</w:t>
-      </w:r>
-      <w:proofErr w:type="spellEnd"/>
-      <w:r>
-        <w:t xml:space="preserve"> and </w:t>
-      </w:r>
-      <w:proofErr w:type="spellStart"/>
-      <w:r>
-        <w:t>CustomPainter</w:t>
-      </w:r>
-      <w:proofErr w:type="spellEnd"/>
-      <w:r>
-        <w:t xml:space="preserve">, while dynamic motion was driven by an </w:t>
-      </w:r>
-      <w:proofErr w:type="spellStart"/>
-      <w:r>
-        <w:t>AnimationController</w:t>
-      </w:r>
-      <w:proofErr w:type="spellEnd"/>
-      <w:r>
-        <w:t xml:space="preserve"> embedded in a </w:t>
-      </w:r>
-      <w:proofErr w:type="spellStart"/>
-      <w:r>
-        <w:t>StatefulWidget</w:t>
-      </w:r>
-      <w:proofErr w:type="spellEnd"/>
-      <w:r>
-        <w:t xml:space="preserve">. In several modules, including the Resistive Divider, Rat-Race Coupler, and Branch-Line Hybrid, the repainting process was managed through </w:t>
-      </w:r>
-      <w:proofErr w:type="spellStart"/>
-      <w:r>
-        <w:t>AnimatedBuilder</w:t>
-      </w:r>
-      <w:proofErr w:type="spellEnd"/>
-      <w:r>
-        <w:t xml:space="preserve">, allowing the displayed waveforms to update continuously during animation </w:t>
-      </w:r>
-      <w:proofErr w:type="gramStart"/>
-      <w:r>
-        <w:t>and also</w:t>
-      </w:r>
-      <w:proofErr w:type="gramEnd"/>
-      <w:r>
-        <w:t xml:space="preserve"> to respond to changes in controller values. This design enabled the application to redraw the microwave structures in real time without relying on pre-generated graphical assets.</w:t>
+        <w:t>In implementation terms, the rendering process combines Flutter widget-based state control with custom drawing. The schematic display of each module was built using CustomPaint and CustomPainter, while dynamic motion was driven by an AnimationController embedded in a StatefulWidget. In several modules, including the Resistive Divider, Rat-Race Coupler, and Branch-Line Hybrid, the repainting process was managed through AnimatedBuilder, allowing the displayed waveforms to update continuously during animation and also to respond to changes in controller values. This design enabled the application to redraw the microwave structures in real time without relying on pre-generated graphical assets.</w:t>
       </w:r>
     </w:p>
     <w:p>
@@ -40535,15 +40104,7 @@
         <w:jc w:val="both"/>
       </w:pPr>
       <w:r>
-        <w:t xml:space="preserve">For the Wilkinson Divider module, the characteristic divider geometry was generated directly from drawing paths. The input transmission line was represented by a straight path, while the two output branches were formed using Path together with </w:t>
-      </w:r>
-      <w:proofErr w:type="spellStart"/>
-      <w:r>
-        <w:t>quadraticBezierTo</w:t>
-      </w:r>
-      <w:proofErr w:type="spellEnd"/>
-      <w:r>
-        <w:t xml:space="preserve">(...), producing the curved upper and lower arms of the divider. The branch widths were also adjusted according to calculated impedance-related parameters, so that the visual structure reflected the analytical state of the model. The </w:t>
+        <w:t xml:space="preserve">For the Wilkinson Divider module, the characteristic divider geometry was generated directly from drawing paths. The input transmission line was represented by a straight path, while the two output branches were formed using Path together with quadraticBezierTo(...), producing the curved upper and lower arms of the divider. The branch widths were also adjusted according to calculated impedance-related parameters, so that the visual structure reflected the analytical state of the model. The </w:t>
       </w:r>
       <w:r>
         <w:lastRenderedPageBreak/>
@@ -40557,20 +40118,12 @@
         <w:ind w:right="181"/>
         <w:jc w:val="both"/>
         <w:rPr>
-          <w:rFonts w:eastAsiaTheme="minorEastAsia" w:hint="eastAsia"/>
+          <w:rFonts w:eastAsiaTheme="minorEastAsia"/>
           <w:lang w:eastAsia="zh-CN"/>
         </w:rPr>
       </w:pPr>
       <w:r>
-        <w:t xml:space="preserve">For the Rat-Race Coupler module, the hybrid ring was rendered geometrically using </w:t>
-      </w:r>
-      <w:proofErr w:type="spellStart"/>
-      <w:r>
-        <w:t>drawCircle</w:t>
-      </w:r>
-      <w:proofErr w:type="spellEnd"/>
-      <w:r>
-        <w:t xml:space="preserve">(...), while the four ports were positioned by calculating points around the ring from predefined angular locations. Straight connection lines were then drawn outward from the ring to form the port arms. The travelling-wave display was produced programmatically by sampling a sinusoidal function along the propagation direction between two points. For a distance parameter </w:t>
+        <w:t xml:space="preserve">For the Rat-Race Coupler module, the hybrid ring was rendered geometrically using drawCircle(...), while the four ports were positioned by calculating points around the ring from predefined angular locations. Straight connection lines were then drawn outward from the ring to form the port arms. The travelling-wave display was produced programmatically by sampling a sinusoidal function along the propagation direction between two points. For a distance parameter </w:t>
       </w:r>
       <w:r>
         <w:rPr>
@@ -40593,21 +40146,12 @@
           <w:rFonts w:ascii="Cambria Math" w:eastAsia="Cambria Math"/>
         </w:rPr>
       </w:pPr>
-      <w:proofErr w:type="gramStart"/>
       <w:r>
         <w:rPr>
           <w:rFonts w:ascii="Cambria Math" w:eastAsia="Cambria Math"/>
           <w:spacing w:val="-5"/>
         </w:rPr>
-        <w:t>2</w:t>
-      </w:r>
-      <w:proofErr w:type="gramEnd"/>
-      <w:r>
-        <w:rPr>
-          <w:rFonts w:ascii="Cambria Math" w:eastAsia="Cambria Math"/>
-          <w:spacing w:val="-5"/>
-        </w:rPr>
-        <w:t>𝜋𝑡</w:t>
+        <w:t>2𝜋𝑡</w:t>
       </w:r>
     </w:p>
     <w:p>
@@ -40698,7 +40242,7 @@
           </mc:Choice>
           <mc:Fallback>
             <w:pict>
-              <v:shape w14:anchorId="2D616925" id="Graphic 45" o:spid="_x0000_s1026" style="position:absolute;margin-left:317pt;margin-top:5.5pt;width:18.85pt;height:.85pt;z-index:-16712704;visibility:visible;mso-wrap-style:square;mso-wrap-distance-left:0;mso-wrap-distance-top:0;mso-wrap-distance-right:0;mso-wrap-distance-bottom:0;mso-position-horizontal:absolute;mso-position-horizontal-relative:page;mso-position-vertical:absolute;mso-position-vertical-relative:text;v-text-anchor:top" coordsize="239395,10795" o:gfxdata="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" path="m239267,l,,,10667r239267,l239267,xe" fillcolor="black" stroked="f">
+              <v:shape w14:anchorId="37E7A6D2" id="Graphic 45" o:spid="_x0000_s1026" style="position:absolute;margin-left:317pt;margin-top:5.5pt;width:18.85pt;height:.85pt;z-index:-16712704;visibility:visible;mso-wrap-style:square;mso-wrap-distance-left:0;mso-wrap-distance-top:0;mso-wrap-distance-right:0;mso-wrap-distance-bottom:0;mso-position-horizontal:absolute;mso-position-horizontal-relative:page;mso-position-vertical:absolute;mso-position-vertical-relative:text;v-text-anchor:top" coordsize="239395,10795" o:gfxdata="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" path="m239267,l,,,10667r239267,l239267,xe" fillcolor="black" stroked="f">
                 <v:path arrowok="t"/>
                 <w10:wrap anchorx="page"/>
               </v:shape>
@@ -40751,7 +40295,6 @@
         </w:rPr>
         <w:t xml:space="preserve"> </w:t>
       </w:r>
-      <w:proofErr w:type="gramStart"/>
       <w:r>
         <w:rPr>
           <w:rFonts w:ascii="Cambria Math" w:eastAsia="Cambria Math"/>
@@ -40775,7 +40318,6 @@
         </w:rPr>
         <w:t>𝜆</w:t>
       </w:r>
-      <w:proofErr w:type="gramEnd"/>
       <w:r>
         <w:rPr>
           <w:rFonts w:ascii="Cambria Math" w:eastAsia="Cambria Math"/>
@@ -40808,7 +40350,6 @@
       <w:pPr>
         <w:pStyle w:val="a3"/>
       </w:pPr>
-      <w:proofErr w:type="gramStart"/>
       <w:r>
         <w:t>where</w:t>
       </w:r>
@@ -40824,7 +40365,6 @@
         </w:rPr>
         <w:t>𝐴</w:t>
       </w:r>
-      <w:proofErr w:type="gramEnd"/>
       <w:r>
         <w:rPr>
           <w:rFonts w:ascii="Cambria Math" w:eastAsia="Cambria Math"/>
@@ -40869,11 +40409,7 @@
         <w:t xml:space="preserve"> </w:t>
       </w:r>
       <w:r>
-        <w:t>magnitude</w:t>
-      </w:r>
-      <w:proofErr w:type="gramStart"/>
-      <w:r>
-        <w:t>,</w:t>
+        <w:t>magnitude,</w:t>
       </w:r>
       <w:r>
         <w:rPr>
@@ -40897,7 +40433,6 @@
       <w:r>
         <w:t>is</w:t>
       </w:r>
-      <w:proofErr w:type="gramEnd"/>
       <w:r>
         <w:rPr>
           <w:spacing w:val="28"/>
@@ -41024,11 +40559,11 @@
         <w:jc w:val="both"/>
       </w:pPr>
       <w:r>
-        <w:t xml:space="preserve">To address potential visual limitations at extreme parameter values, explanatory notes were added to the wave animation panels. A note stating "Waves may not be visible at very high frequencies" was included in all four modules to inform users </w:t>
+        <w:t xml:space="preserve">To address potential visual limitations at extreme parameter values, explanatory notes were added to the wave animation panels. A note stating "Waves may not be visible at very high frequencies" was included in all four modules to inform users that wave </w:t>
       </w:r>
       <w:r>
         <w:lastRenderedPageBreak/>
-        <w:t>that wave rendering may become less clear when the operating frequency is very high and the corresponding wavelength becomes very short. This note helps set appropriate expectations for the graphical display behavior.</w:t>
+        <w:t>rendering may become less clear when the operating frequency is very high and the corresponding wavelength becomes very short. This note helps set appropriate expectations for the graphical display behavior.</w:t>
       </w:r>
     </w:p>
     <w:p>
@@ -41038,7 +40573,7 @@
         <w:ind w:right="179"/>
         <w:jc w:val="both"/>
         <w:rPr>
-          <w:rFonts w:eastAsiaTheme="minorEastAsia" w:hint="eastAsia"/>
+          <w:rFonts w:eastAsiaTheme="minorEastAsia"/>
           <w:lang w:eastAsia="zh-CN"/>
         </w:rPr>
       </w:pPr>
@@ -41064,9 +40599,6 @@
           <w:tab w:val="left" w:pos="784"/>
         </w:tabs>
         <w:ind w:left="784" w:hanging="479"/>
-        <w:rPr>
-          <w:rFonts w:hint="eastAsia"/>
-        </w:rPr>
       </w:pPr>
       <w:bookmarkStart w:id="45" w:name="_bookmark45"/>
       <w:bookmarkEnd w:id="45"/>
@@ -41171,15 +40703,7 @@
         <w:jc w:val="both"/>
       </w:pPr>
       <w:r>
-        <w:t>The resistive power divider module implements a three-port network with equal power division and inherent isolation loss. The implementation consists of several key components organized in the lib/</w:t>
-      </w:r>
-      <w:proofErr w:type="spellStart"/>
-      <w:r>
-        <w:t>resistive_divider</w:t>
-      </w:r>
-      <w:proofErr w:type="spellEnd"/>
-      <w:r>
-        <w:t>/ directory.</w:t>
+        <w:t>The resistive power divider module implements a three-port network with equal power division and inherent isolation loss. The implementation consists of several key components organized in the lib/resistive_divider/ directory.</w:t>
       </w:r>
     </w:p>
     <w:p>
@@ -41190,20 +40714,7 @@
         <w:jc w:val="both"/>
       </w:pPr>
       <w:r>
-        <w:t>The parameter input interface (</w:t>
-      </w:r>
-      <w:proofErr w:type="spellStart"/>
-      <w:r>
-        <w:t>rd_</w:t>
-      </w:r>
-      <w:proofErr w:type="gramStart"/>
-      <w:r>
-        <w:t>input.dart</w:t>
-      </w:r>
-      <w:proofErr w:type="spellEnd"/>
-      <w:proofErr w:type="gramEnd"/>
-      <w:r>
-        <w:t>) provides controls for adjusting the operating frequency and characteristic impedance Z₀. The frequency range spans from 0.1 GHz to 30 GHz, accommodating both microwave and millimeter-wave applications. Users can also select which port receives the input signal, with the system automatically calculating the resulting power distribution and reflection characteristics.</w:t>
+        <w:t>The parameter input interface (rd_input.dart) provides controls for adjusting the operating frequency and characteristic impedance Z₀. The frequency range spans from 0.1 GHz to 30 GHz, accommodating both microwave and millimeter-wave applications. Users can also select which port receives the input signal, with the system automatically calculating the resulting power distribution and reflection characteristics.</w:t>
       </w:r>
     </w:p>
     <w:p>
@@ -41214,48 +40725,11 @@
         <w:jc w:val="both"/>
       </w:pPr>
       <w:r>
-        <w:t>The calculation steps component (</w:t>
-      </w:r>
-      <w:proofErr w:type="spellStart"/>
-      <w:r>
-        <w:t>rd_</w:t>
-      </w:r>
-      <w:proofErr w:type="gramStart"/>
-      <w:r>
-        <w:t>steps.dart</w:t>
-      </w:r>
-      <w:proofErr w:type="spellEnd"/>
-      <w:proofErr w:type="gramEnd"/>
-      <w:r>
-        <w:t xml:space="preserve">) presents the mathematical derivation in four distinct stages. Step 1 establishes </w:t>
-      </w:r>
-      <w:proofErr w:type="gramStart"/>
-      <w:r>
-        <w:t>the circuit</w:t>
-      </w:r>
-      <w:proofErr w:type="gramEnd"/>
-      <w:r>
-        <w:t xml:space="preserve"> topology and resistance values based on the impedance matching requirements. Step 2 derives the scattering matrix </w:t>
+        <w:t xml:space="preserve">The calculation steps component (rd_steps.dart) presents the mathematical derivation in four distinct stages. Step 1 establishes the circuit topology and resistance values based on the impedance matching requirements. Step 2 derives the scattering matrix elements using transmission line theory and power conservation principles. Step 3 </w:t>
       </w:r>
       <w:r>
         <w:lastRenderedPageBreak/>
-        <w:t xml:space="preserve">elements using transmission line theory and power conservation principles. Step 3 demonstrates the substitution of the operating frequency into the S-parameter expressions, showing the intermediate complex values before conversion. For example, the calculation explicitly </w:t>
-      </w:r>
-      <w:proofErr w:type="spellStart"/>
-      <w:r>
-        <w:t>shows:S</w:t>
-      </w:r>
-      <w:proofErr w:type="spellEnd"/>
-      <w:r>
-        <w:t>₁₁ = 20×log₁</w:t>
-      </w:r>
-      <w:proofErr w:type="gramStart"/>
-      <w:r>
-        <w:t>₀(</w:t>
-      </w:r>
-      <w:proofErr w:type="gramEnd"/>
-      <w:r>
-        <w:t>0.3333) = -9.54 dB</w:t>
+        <w:t>demonstrates the substitution of the operating frequency into the S-parameter expressions, showing the intermediate complex values before conversion. For example, the calculation explicitly shows:S₁₁ = 20×log₁₀(0.3333) = -9.54 dB</w:t>
       </w:r>
     </w:p>
     <w:p>
@@ -41287,25 +40761,12 @@
         <w:ind w:right="179"/>
         <w:jc w:val="both"/>
         <w:rPr>
-          <w:rFonts w:eastAsiaTheme="minorEastAsia" w:hint="eastAsia"/>
+          <w:rFonts w:eastAsiaTheme="minorEastAsia"/>
           <w:lang w:eastAsia="zh-CN"/>
         </w:rPr>
       </w:pPr>
       <w:r>
-        <w:t>The graphical visualization component (</w:t>
-      </w:r>
-      <w:proofErr w:type="spellStart"/>
-      <w:r>
-        <w:t>rd_</w:t>
-      </w:r>
-      <w:proofErr w:type="gramStart"/>
-      <w:r>
-        <w:t>painter.dart</w:t>
-      </w:r>
-      <w:proofErr w:type="spellEnd"/>
-      <w:proofErr w:type="gramEnd"/>
-      <w:r>
-        <w:t>) renders an animated representation of the three-port network. Red waves indicate the excited input port, while blue waves show the output signals at the remaining ports. The wave amplitude corresponds to the calculated S-parameter magnitudes, providing immediate visual feedback about power distribution. At frequencies approaching 30 GHz, the wavelength becomes very short, and the sinusoidal pattern may not be clearly visible within the available rendering space. A note informs users: "Note: Waves may not be visible at very high frequencies."</w:t>
+        <w:t>The graphical visualization component (rd_painter.dart) renders an animated representation of the three-port network. Red waves indicate the excited input port, while blue waves show the output signals at the remaining ports. The wave amplitude corresponds to the calculated S-parameter magnitudes, providing immediate visual feedback about power distribution. At frequencies approaching 30 GHz, the wavelength becomes very short, and the sinusoidal pattern may not be clearly visible within the available rendering space. A note informs users: "Note: Waves may not be visible at very high frequencies."</w:t>
       </w:r>
     </w:p>
     <w:p>
@@ -41322,7 +40783,6 @@
         <w:ind w:left="976" w:hanging="671"/>
       </w:pPr>
       <w:r>
-        <w:lastRenderedPageBreak/>
         <w:t>Wilkinson</w:t>
       </w:r>
       <w:r>
@@ -41366,7 +40826,11 @@
         <w:jc w:val="both"/>
       </w:pPr>
       <w:r>
-        <w:t>The Wilkinson divider module implements a three-port network with improved isolation compared to the resistive divider, achieved through quarter-wave transmission line sections and an isolation resistor. The module structure mirrors the resistive divider's organization but incorporates more complex S-parameter expressions.</w:t>
+        <w:t xml:space="preserve">The Wilkinson divider module implements a three-port network with improved </w:t>
+      </w:r>
+      <w:r>
+        <w:lastRenderedPageBreak/>
+        <w:t>isolation compared to the resistive divider, achieved through quarter-wave transmission line sections and an isolation resistor. The module structure mirrors the resistive divider's organization but incorporates more complex S-parameter expressions.</w:t>
       </w:r>
     </w:p>
     <w:p>
@@ -41377,20 +40841,7 @@
         <w:jc w:val="both"/>
       </w:pPr>
       <w:r>
-        <w:t>The input interface (</w:t>
-      </w:r>
-      <w:proofErr w:type="spellStart"/>
-      <w:r>
-        <w:t>wd_</w:t>
-      </w:r>
-      <w:proofErr w:type="gramStart"/>
-      <w:r>
-        <w:t>input.dart</w:t>
-      </w:r>
-      <w:proofErr w:type="spellEnd"/>
-      <w:proofErr w:type="gramEnd"/>
-      <w:r>
-        <w:t>) provides the same frequency and impedance controls as the resistive divider, maintaining consistency across modules. The port selection mechanism allows users to observe how the circuit responds when different ports are excited.</w:t>
+        <w:t>The input interface (wd_input.dart) provides the same frequency and impedance controls as the resistive divider, maintaining consistency across modules. The port selection mechanism allows users to observe how the circuit responds when different ports are excited.</w:t>
       </w:r>
     </w:p>
     <w:p>
@@ -41401,20 +40852,7 @@
         <w:jc w:val="both"/>
       </w:pPr>
       <w:r>
-        <w:t>The calculation steps (</w:t>
-      </w:r>
-      <w:proofErr w:type="spellStart"/>
-      <w:r>
-        <w:t>wd_</w:t>
-      </w:r>
-      <w:proofErr w:type="gramStart"/>
-      <w:r>
-        <w:t>steps.dart</w:t>
-      </w:r>
-      <w:proofErr w:type="spellEnd"/>
-      <w:proofErr w:type="gramEnd"/>
-      <w:r>
-        <w:t>) follow the same four-step structure established in the resistive divider module. However, the S-parameter expressions in Step 2 are more complex, involving frequency-dependent phase terms due to the quarter-wave transformer sections. Step 3 shows the numerical evaluation at the selected frequency, explicitly displaying both the complex S-parameter values and their conversion to decibel form using the 20×log₁₀ transformation.</w:t>
+        <w:t>The calculation steps (wd_steps.dart) follow the same four-step structure established in the resistive divider module. However, the S-parameter expressions in Step 2 are more complex, involving frequency-dependent phase terms due to the quarter-wave transformer sections. Step 3 shows the numerical evaluation at the selected frequency, explicitly displaying both the complex S-parameter values and their conversion to decibel form using the 20×log₁₀ transformation.</w:t>
       </w:r>
     </w:p>
     <w:p>
@@ -41425,37 +40863,7 @@
         <w:jc w:val="both"/>
       </w:pPr>
       <w:r>
-        <w:t xml:space="preserve">A significant improvement in this module's implementation was relocating the S-parameter plot from within Step 4 to a position directly below the input controls. This change, implemented in </w:t>
-      </w:r>
-      <w:proofErr w:type="spellStart"/>
-      <w:r>
-        <w:t>wd_</w:t>
-      </w:r>
-      <w:proofErr w:type="gramStart"/>
-      <w:r>
-        <w:t>main.dart</w:t>
-      </w:r>
-      <w:proofErr w:type="spellEnd"/>
-      <w:proofErr w:type="gramEnd"/>
-      <w:r>
-        <w:t>, ensures visual consistency with the other three modules. The plot component (</w:t>
-      </w:r>
-      <w:proofErr w:type="spellStart"/>
-      <w:r>
-        <w:t>wd_</w:t>
-      </w:r>
-      <w:proofErr w:type="gramStart"/>
-      <w:r>
-        <w:t>plot.dart</w:t>
-      </w:r>
-      <w:proofErr w:type="spellEnd"/>
-      <w:proofErr w:type="gramEnd"/>
-      <w:r>
-        <w:t xml:space="preserve">) uses the same rendering approach as the resistive divider, with frequency on the horizontal axis and S-parameter magnitude in dB on the vertical axis. The same note about overlapping curves </w:t>
-      </w:r>
-      <w:r>
-        <w:lastRenderedPageBreak/>
-        <w:t>appears adjacent to the plot.</w:t>
+        <w:t>A significant improvement in this module's implementation was relocating the S-parameter plot from within Step 4 to a position directly below the input controls. This change, implemented in wd_main.dart, ensures visual consistency with the other three modules. The plot component (wd_plot.dart) uses the same rendering approach as the resistive divider, with frequency on the horizontal axis and S-parameter magnitude in dB on the vertical axis. The same note about overlapping curves appears adjacent to the plot.</w:t>
       </w:r>
     </w:p>
     <w:p>
@@ -41465,25 +40873,16 @@
         <w:ind w:right="179"/>
         <w:jc w:val="both"/>
         <w:rPr>
-          <w:rFonts w:eastAsiaTheme="minorEastAsia" w:hint="eastAsia"/>
+          <w:rFonts w:eastAsiaTheme="minorEastAsia"/>
           <w:lang w:eastAsia="zh-CN"/>
         </w:rPr>
       </w:pPr>
       <w:r>
-        <w:t>The animated visualization (</w:t>
-      </w:r>
-      <w:proofErr w:type="spellStart"/>
-      <w:r>
-        <w:t>wd_</w:t>
-      </w:r>
-      <w:proofErr w:type="gramStart"/>
-      <w:r>
-        <w:t>painter.dart</w:t>
-      </w:r>
-      <w:proofErr w:type="spellEnd"/>
-      <w:proofErr w:type="gramEnd"/>
-      <w:r>
-        <w:t>) renders the three-port network with quarter-wave transmission line sections explicitly shown. The wave animation accounts for the phase shifts introduced by these transmission line sections, providing a more accurate representation of the signal propagation compared to the resistive divider's simpler topology.</w:t>
+        <w:t xml:space="preserve">The animated visualization (wd_painter.dart) renders the three-port network with </w:t>
+      </w:r>
+      <w:r>
+        <w:lastRenderedPageBreak/>
+        <w:t>quarter-wave transmission line sections explicitly shown. The wave animation accounts for the phase shifts introduced by these transmission line sections, providing a more accurate representation of the signal propagation compared to the resistive divider's simpler topology.</w:t>
       </w:r>
     </w:p>
     <w:p>
@@ -41672,40 +41071,7 @@
         <w:jc w:val="both"/>
       </w:pPr>
       <w:r>
-        <w:t>The input interface (</w:t>
-      </w:r>
-      <w:proofErr w:type="spellStart"/>
-      <w:r>
-        <w:t>coupler_</w:t>
-      </w:r>
-      <w:proofErr w:type="gramStart"/>
-      <w:r>
-        <w:t>input.dart</w:t>
-      </w:r>
-      <w:proofErr w:type="spellEnd"/>
-      <w:proofErr w:type="gramEnd"/>
-      <w:r>
-        <w:t xml:space="preserve">) initially presented all four ports in a simple list format. Based on instructor feedback, the interface was redesigned to use a more intuitive button-based selection mechanism. Four clearly labeled </w:t>
-      </w:r>
-      <w:proofErr w:type="gramStart"/>
-      <w:r>
-        <w:t>buttons—"</w:t>
-      </w:r>
-      <w:proofErr w:type="gramEnd"/>
-      <w:r>
-        <w:t xml:space="preserve">Port 1", "Port 2", "Port 3", and "Port </w:t>
-      </w:r>
-      <w:proofErr w:type="gramStart"/>
-      <w:r>
-        <w:t>4"—</w:t>
-      </w:r>
-      <w:proofErr w:type="gramEnd"/>
-      <w:r>
-        <w:t xml:space="preserve">allow users to select the excited port, with the </w:t>
-      </w:r>
-      <w:r>
-        <w:lastRenderedPageBreak/>
-        <w:t>active selection highlighted in red. This visual feedback immediately clarifies which port is receiving the input signal.</w:t>
+        <w:t>The input interface (coupler_input.dart) initially presented all four ports in a simple list format. Based on instructor feedback, the interface was redesigned to use a more intuitive button-based selection mechanism. Four clearly labeled buttons—"Port 1", "Port 2", "Port 3", and "Port 4"—allow users to select the excited port, with the active selection highlighted in red. This visual feedback immediately clarifies which port is receiving the input signal.</w:t>
       </w:r>
     </w:p>
     <w:p>
@@ -41716,20 +41082,8 @@
         <w:jc w:val="both"/>
       </w:pPr>
       <w:r>
-        <w:t>The calculation steps (</w:t>
-      </w:r>
-      <w:proofErr w:type="spellStart"/>
-      <w:r>
-        <w:t>coupler_</w:t>
-      </w:r>
-      <w:proofErr w:type="gramStart"/>
-      <w:r>
-        <w:t>step.dart</w:t>
-      </w:r>
-      <w:proofErr w:type="spellEnd"/>
-      <w:proofErr w:type="gramEnd"/>
-      <w:r>
-        <w:t>) maintain the four-step structure but accommodate the increased complexity of a four-port network. The S-parameter matrix is now 4×4, requiring sixteen individual elements. Step 3 shows the numerical evaluation for all sixteen parameters, with each conversion from complex magnitude to decibel form explicitly displayed. The note about overlapping curves is particularly relevant here, as the circuit's symmetry often results in multiple S-parameters having identical values.</w:t>
+        <w:lastRenderedPageBreak/>
+        <w:t>The calculation steps (coupler_step.dart) maintain the four-step structure but accommodate the increased complexity of a four-port network. The S-parameter matrix is now 4×4, requiring sixteen individual elements. Step 3 shows the numerical evaluation for all sixteen parameters, with each conversion from complex magnitude to decibel form explicitly displayed. The note about overlapping curves is particularly relevant here, as the circuit's symmetry often results in multiple S-parameters having identical values.</w:t>
       </w:r>
     </w:p>
     <w:p>
@@ -41751,20 +41105,7 @@
         <w:jc w:val="both"/>
       </w:pPr>
       <w:r>
-        <w:t>The visualization component (</w:t>
-      </w:r>
-      <w:proofErr w:type="spellStart"/>
-      <w:r>
-        <w:t>coupler_</w:t>
-      </w:r>
-      <w:proofErr w:type="gramStart"/>
-      <w:r>
-        <w:t>source.dart</w:t>
-      </w:r>
-      <w:proofErr w:type="spellEnd"/>
-      <w:proofErr w:type="gramEnd"/>
-      <w:r>
-        <w:t>) renders the ring topology with four ports positioned at 90-degree intervals. During development, a bug was discovered where output waves would disappear at frequencies around 30 GHz. Investigation revealed that the wave amplitude calculation was producing values below the rendering threshold. The fix involved adjusting the amplitude scaling and adding a minimum threshold:</w:t>
+        <w:t>The visualization component (coupler_source.dart) renders the ring topology with four ports positioned at 90-degree intervals. During development, a bug was discovered where output waves would disappear at frequencies around 30 GHz. Investigation revealed that the wave amplitude calculation was producing values below the rendering threshold. The fix involved adjusting the amplitude scaling and adding a minimum threshold:</w:t>
       </w:r>
     </w:p>
     <w:p>
@@ -41775,29 +41116,8 @@
         <w:jc w:val="both"/>
       </w:pPr>
       <w:r>
-        <w:t xml:space="preserve">final y = 10.0 * </w:t>
-      </w:r>
-      <w:proofErr w:type="gramStart"/>
-      <w:r>
-        <w:t>max(</w:t>
-      </w:r>
-      <w:proofErr w:type="gramEnd"/>
-      <w:r>
-        <w:t xml:space="preserve">mag, 0.1) * </w:t>
-      </w:r>
-      <w:proofErr w:type="gramStart"/>
-      <w:r>
-        <w:t>sin(</w:t>
-      </w:r>
-      <w:proofErr w:type="gramEnd"/>
-      <w:r>
-        <w:t>(t / wavelength) * 2 * pi + phase</w:t>
-      </w:r>
-      <w:proofErr w:type="gramStart"/>
-      <w:r>
-        <w:t>);</w:t>
-      </w:r>
-      <w:proofErr w:type="gramEnd"/>
+        <w:t>final y = 10.0 * max(mag, 0.1) * sin((t / wavelength) * 2 * pi + phase);</w:t>
+      </w:r>
     </w:p>
     <w:p>
       <w:pPr>
@@ -41817,7 +41137,7 @@
         <w:ind w:left="0" w:right="176"/>
         <w:jc w:val="both"/>
         <w:rPr>
-          <w:rFonts w:eastAsiaTheme="minorEastAsia" w:hint="eastAsia"/>
+          <w:rFonts w:eastAsiaTheme="minorEastAsia"/>
           <w:lang w:eastAsia="zh-CN"/>
         </w:rPr>
         <w:sectPr>
@@ -42313,29 +41633,7 @@
         <w:rPr>
           <w:spacing w:val="-2"/>
         </w:rPr>
-        <w:t>The input interface (</w:t>
-      </w:r>
-      <w:proofErr w:type="spellStart"/>
-      <w:r>
-        <w:rPr>
-          <w:spacing w:val="-2"/>
-        </w:rPr>
-        <w:t>bl_</w:t>
-      </w:r>
-      <w:proofErr w:type="gramStart"/>
-      <w:r>
-        <w:rPr>
-          <w:spacing w:val="-2"/>
-        </w:rPr>
-        <w:t>input.dart</w:t>
-      </w:r>
-      <w:proofErr w:type="spellEnd"/>
-      <w:proofErr w:type="gramEnd"/>
-      <w:r>
-        <w:rPr>
-          <w:spacing w:val="-2"/>
-        </w:rPr>
-        <w:t>) uses the same four-button port selection design as the rat-race coupler, providing consistent user experience across the four-port modules. The frequency and impedance controls maintain the same ranges and behavior as the other modules.</w:t>
+        <w:t>The input interface (bl_input.dart) uses the same four-button port selection design as the rat-race coupler, providing consistent user experience across the four-port modules. The frequency and impedance controls maintain the same ranges and behavior as the other modules.</w:t>
       </w:r>
     </w:p>
     <w:p>
@@ -42352,29 +41650,7 @@
         <w:rPr>
           <w:spacing w:val="-2"/>
         </w:rPr>
-        <w:t>The calculation steps (</w:t>
-      </w:r>
-      <w:proofErr w:type="spellStart"/>
-      <w:r>
-        <w:rPr>
-          <w:spacing w:val="-2"/>
-        </w:rPr>
-        <w:t>bl_</w:t>
-      </w:r>
-      <w:proofErr w:type="gramStart"/>
-      <w:r>
-        <w:rPr>
-          <w:spacing w:val="-2"/>
-        </w:rPr>
-        <w:t>steps.dart</w:t>
-      </w:r>
-      <w:proofErr w:type="spellEnd"/>
-      <w:proofErr w:type="gramEnd"/>
-      <w:r>
-        <w:rPr>
-          <w:spacing w:val="-2"/>
-        </w:rPr>
-        <w:t xml:space="preserve">) present the branch-line hybrid's S-parameter </w:t>
+        <w:t xml:space="preserve">The calculation steps (bl_steps.dart) present the branch-line hybrid's S-parameter </w:t>
       </w:r>
       <w:r>
         <w:rPr>
@@ -42398,29 +41674,7 @@
         <w:rPr>
           <w:spacing w:val="-2"/>
         </w:rPr>
-        <w:t>The S-parameter plot (</w:t>
-      </w:r>
-      <w:proofErr w:type="spellStart"/>
-      <w:r>
-        <w:rPr>
-          <w:spacing w:val="-2"/>
-        </w:rPr>
-        <w:t>bl_</w:t>
-      </w:r>
-      <w:proofErr w:type="gramStart"/>
-      <w:r>
-        <w:rPr>
-          <w:spacing w:val="-2"/>
-        </w:rPr>
-        <w:t>plot.dart</w:t>
-      </w:r>
-      <w:proofErr w:type="spellEnd"/>
-      <w:proofErr w:type="gramEnd"/>
-      <w:r>
-        <w:rPr>
-          <w:spacing w:val="-2"/>
-        </w:rPr>
-        <w:t>) appears below the input controls and includes the note about overlapping curves. The plot rendering uses the same custom painter approach as the other modules, ensuring visual consistency throughout the application.</w:t>
+        <w:t>The S-parameter plot (bl_plot.dart) appears below the input controls and includes the note about overlapping curves. The plot rendering uses the same custom painter approach as the other modules, ensuring visual consistency throughout the application.</w:t>
       </w:r>
     </w:p>
     <w:p>
@@ -42437,29 +41691,7 @@
         <w:rPr>
           <w:spacing w:val="-2"/>
         </w:rPr>
-        <w:t>The visualization component (</w:t>
-      </w:r>
-      <w:proofErr w:type="spellStart"/>
-      <w:r>
-        <w:rPr>
-          <w:spacing w:val="-2"/>
-        </w:rPr>
-        <w:t>bl_</w:t>
-      </w:r>
-      <w:proofErr w:type="gramStart"/>
-      <w:r>
-        <w:rPr>
-          <w:spacing w:val="-2"/>
-        </w:rPr>
-        <w:t>painter.dart</w:t>
-      </w:r>
-      <w:proofErr w:type="spellEnd"/>
-      <w:proofErr w:type="gramEnd"/>
-      <w:r>
-        <w:rPr>
-          <w:spacing w:val="-2"/>
-        </w:rPr>
-        <w:t>) renders the branch-line topology with four ports and the characteristic quarter-wave branch sections. The wave animation accounts for the 90-degree phase relationships between ports, providing visual confirmation of the quadrature operation. The high-frequency wave visibility note appears in the same location as in the other modules.</w:t>
+        <w:t>The visualization component (bl_painter.dart) renders the branch-line topology with four ports and the characteristic quarter-wave branch sections. The wave animation accounts for the 90-degree phase relationships between ports, providing visual confirmation of the quadrature operation. The high-frequency wave visibility note appears in the same location as in the other modules.</w:t>
       </w:r>
     </w:p>
     <w:p>
@@ -42469,7 +41701,7 @@
         <w:ind w:right="176"/>
         <w:jc w:val="both"/>
         <w:rPr>
-          <w:rFonts w:eastAsiaTheme="minorEastAsia" w:hint="eastAsia"/>
+          <w:rFonts w:eastAsiaTheme="minorEastAsia"/>
           <w:spacing w:val="-2"/>
           <w:lang w:eastAsia="zh-CN"/>
         </w:rPr>
@@ -42540,11 +41772,11 @@
         <w:jc w:val="both"/>
       </w:pPr>
       <w:r>
-        <w:t xml:space="preserve">The validation approach adopted in this study was based on analytical consistency </w:t>
+        <w:t xml:space="preserve">The validation approach adopted in this study was based on analytical consistency rather than on hardware fabrication or full-wave electromagnetic simulation. This </w:t>
       </w:r>
       <w:r>
         <w:lastRenderedPageBreak/>
-        <w:t>rather than on hardware fabrication or full-wave electromagnetic simulation. This approach is appropriate because the developed application is intended primarily as a theory-driven educational tool, and its outputs are derived from ideal microwave network relationships.</w:t>
+        <w:t>approach is appropriate because the developed application is intended primarily as a theory-driven educational tool, and its outputs are derived from ideal microwave network relationships.</w:t>
       </w:r>
     </w:p>
     <w:p>
@@ -42636,11 +41868,7 @@
         <w:t xml:space="preserve"> </w:t>
       </w:r>
       <w:r>
-        <w:t xml:space="preserve">software outputs with expected theoretical behavior under selected representative conditions. </w:t>
-      </w:r>
-      <w:proofErr w:type="gramStart"/>
-      <w:r>
-        <w:t>Particular</w:t>
+        <w:t>software outputs with expected theoretical behavior under selected representative conditions. Particular</w:t>
       </w:r>
       <w:r>
         <w:rPr>
@@ -42651,7 +41879,6 @@
       <w:r>
         <w:t>emphasis</w:t>
       </w:r>
-      <w:proofErr w:type="gramEnd"/>
       <w:r>
         <w:rPr>
           <w:spacing w:val="-8"/>
@@ -44033,11 +43260,9 @@
         </w:rPr>
         <w:t xml:space="preserve"> </w:t>
       </w:r>
-      <w:proofErr w:type="gramStart"/>
       <w:r>
         <w:t>GHz</w:t>
       </w:r>
-      <w:proofErr w:type="gramEnd"/>
       <w:r>
         <w:rPr>
           <w:spacing w:val="-3"/>
@@ -44111,11 +43336,9 @@
         </w:rPr>
         <w:t xml:space="preserve"> </w:t>
       </w:r>
-      <w:proofErr w:type="spellStart"/>
       <w:r>
         <w:t>dB.</w:t>
       </w:r>
-      <w:proofErr w:type="spellEnd"/>
       <w:r>
         <w:rPr>
           <w:spacing w:val="27"/>
@@ -44512,7 +43735,6 @@
         </w:rPr>
         <w:t xml:space="preserve"> </w:t>
       </w:r>
-      <w:proofErr w:type="gramStart"/>
       <w:r>
         <w:t>dB</w:t>
       </w:r>
@@ -44525,7 +43747,6 @@
       <w:r>
         <w:t>,</w:t>
       </w:r>
-      <w:proofErr w:type="gramEnd"/>
       <w:r>
         <w:rPr>
           <w:spacing w:val="40"/>
@@ -44558,7 +43779,6 @@
         </w:rPr>
         <w:t xml:space="preserve"> </w:t>
       </w:r>
-      <w:proofErr w:type="gramStart"/>
       <w:r>
         <w:t>dB</w:t>
       </w:r>
@@ -44571,7 +43791,6 @@
       <w:r>
         <w:t>,</w:t>
       </w:r>
-      <w:proofErr w:type="gramEnd"/>
       <w:r>
         <w:rPr>
           <w:spacing w:val="40"/>
@@ -44604,7 +43823,6 @@
         </w:rPr>
         <w:t xml:space="preserve"> </w:t>
       </w:r>
-      <w:proofErr w:type="gramStart"/>
       <w:r>
         <w:t>dB</w:t>
       </w:r>
@@ -44617,7 +43835,6 @@
       <w:r>
         <w:t>,</w:t>
       </w:r>
-      <w:proofErr w:type="gramEnd"/>
       <w:r>
         <w:rPr>
           <w:spacing w:val="40"/>
@@ -44659,7 +43876,6 @@
         </w:rPr>
         <w:t xml:space="preserve"> </w:t>
       </w:r>
-      <w:proofErr w:type="gramStart"/>
       <w:r>
         <w:t>dB</w:t>
       </w:r>
@@ -44672,7 +43888,6 @@
       <w:r>
         <w:t>.</w:t>
       </w:r>
-      <w:proofErr w:type="gramEnd"/>
       <w:r>
         <w:rPr>
           <w:spacing w:val="40"/>
@@ -47528,13 +46743,8 @@
         </w:rPr>
         <w:t xml:space="preserve"> </w:t>
       </w:r>
-      <w:proofErr w:type="gramStart"/>
-      <w:r>
-        <w:t>In</w:t>
-      </w:r>
-      <w:proofErr w:type="gramEnd"/>
-      <w:r>
-        <w:t xml:space="preserve"> the selected case, Port 1 and Port 3 were excited simultaneously, while Port 2 and Port 4 were set to zero. The input amplitudes and phases were defined as follows:</w:t>
+      <w:r>
+        <w:t>In the selected case, Port 1 and Port 3 were excited simultaneously, while Port 2 and Port 4 were set to zero. The input amplitudes and phases were defined as follows:</w:t>
       </w:r>
     </w:p>
     <w:p>
@@ -47900,15 +47110,7 @@
           <w:rFonts w:ascii="Cambria Math" w:eastAsia="Cambria Math"/>
           <w:sz w:val="24"/>
         </w:rPr>
-        <w:t>[</w:t>
-      </w:r>
-      <w:proofErr w:type="gramStart"/>
-      <w:r>
-        <w:rPr>
-          <w:rFonts w:ascii="Cambria Math" w:eastAsia="Cambria Math"/>
-          <w:sz w:val="24"/>
-        </w:rPr>
-        <w:t>𝑆]</w:t>
+        <w:t>[𝑆]</w:t>
       </w:r>
       <w:r>
         <w:rPr>
@@ -47926,7 +47128,6 @@
         </w:rPr>
         <w:t>=</w:t>
       </w:r>
-      <w:proofErr w:type="gramEnd"/>
     </w:p>
     <w:p>
       <w:pPr>
@@ -48082,7 +47283,6 @@
           <w:sz w:val="24"/>
         </w:rPr>
       </w:pPr>
-      <w:proofErr w:type="gramStart"/>
       <w:r>
         <w:rPr>
           <w:rFonts w:ascii="Cambria Math"/>
@@ -48106,17 +47306,7 @@
           <w:w w:val="115"/>
           <w:sz w:val="24"/>
         </w:rPr>
-        <w:t>]</w:t>
-      </w:r>
-      <w:proofErr w:type="gramEnd"/>
-      <w:r>
-        <w:rPr>
-          <w:rFonts w:ascii="Cambria Math"/>
-          <w:spacing w:val="-5"/>
-          <w:w w:val="115"/>
-          <w:sz w:val="24"/>
-        </w:rPr>
-        <w:t>,</w:t>
+        <w:t>],</w:t>
       </w:r>
     </w:p>
     <w:p>
@@ -48230,7 +47420,7 @@
           </mc:Choice>
           <mc:Fallback>
             <w:pict>
-              <v:shape w14:anchorId="62BF379E" id="Graphic 50" o:spid="_x0000_s1026" style="position:absolute;margin-left:265.35pt;margin-top:-3.25pt;width:14.55pt;height:4.1pt;z-index:15740416;visibility:visible;mso-wrap-style:square;mso-wrap-distance-left:0;mso-wrap-distance-top:0;mso-wrap-distance-right:0;mso-wrap-distance-bottom:0;mso-position-horizontal:absolute;mso-position-horizontal-relative:page;mso-position-vertical:absolute;mso-position-vertical-relative:text;v-text-anchor:top" coordsize="184785,52069" o:gfxdata="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" path="m184404,41135r-83820,l100584,51803r83820,l184404,41135xem184404,l,,,10655r184404,l184404,xe" fillcolor="black" stroked="f">
+              <v:shape w14:anchorId="7E8D0E1E" id="Graphic 50" o:spid="_x0000_s1026" style="position:absolute;margin-left:265.35pt;margin-top:-3.25pt;width:14.55pt;height:4.1pt;z-index:15740416;visibility:visible;mso-wrap-style:square;mso-wrap-distance-left:0;mso-wrap-distance-top:0;mso-wrap-distance-right:0;mso-wrap-distance-bottom:0;mso-position-horizontal:absolute;mso-position-horizontal-relative:page;mso-position-vertical:absolute;mso-position-vertical-relative:text;v-text-anchor:top" coordsize="184785,52069" o:gfxdata="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" path="m184404,41135r-83820,l100584,51803r83820,l184404,41135xem184404,l,,,10655r184404,l184404,xe" fillcolor="black" stroked="f">
                 <v:path arrowok="t"/>
                 <w10:wrap anchorx="page"/>
               </v:shape>
@@ -48576,7 +47766,6 @@
           <w:rFonts w:ascii="Cambria Math" w:hAnsi="Cambria Math"/>
         </w:rPr>
       </w:pPr>
-      <w:proofErr w:type="gramStart"/>
       <w:r>
         <w:rPr>
           <w:rFonts w:ascii="Cambria Math" w:hAnsi="Cambria Math"/>
@@ -48592,7 +47781,6 @@
         </w:rPr>
         <w:t>∘</w:t>
       </w:r>
-      <w:proofErr w:type="gramEnd"/>
     </w:p>
     <w:p>
       <w:pPr>
@@ -48964,7 +48152,6 @@
         </w:rPr>
         <w:t xml:space="preserve"> </w:t>
       </w:r>
-      <w:proofErr w:type="gramStart"/>
       <w:r>
         <w:rPr>
           <w:rFonts w:ascii="Cambria Math" w:hAnsi="Cambria Math"/>
@@ -48980,7 +48167,6 @@
         </w:rPr>
         <w:t>∘</w:t>
       </w:r>
-      <w:proofErr w:type="gramEnd"/>
       <w:r>
         <w:rPr>
           <w:rFonts w:ascii="Cambria Math" w:hAnsi="Cambria Math"/>
@@ -49696,7 +48882,6 @@
         </w:rPr>
         <w:t xml:space="preserve"> </w:t>
       </w:r>
-      <w:proofErr w:type="gramStart"/>
       <w:r>
         <w:rPr>
           <w:rFonts w:ascii="Cambria Math" w:hAnsi="Cambria Math"/>
@@ -49712,7 +48897,6 @@
         </w:rPr>
         <w:t>∘</w:t>
       </w:r>
-      <w:proofErr w:type="gramEnd"/>
       <w:r>
         <w:rPr>
           <w:rFonts w:ascii="Cambria Math" w:hAnsi="Cambria Math"/>
@@ -49756,15 +48940,7 @@
         <w:jc w:val="both"/>
       </w:pPr>
       <w:r>
-        <w:t xml:space="preserve">These theoretical results are in full agreement with the </w:t>
-      </w:r>
-      <w:proofErr w:type="gramStart"/>
-      <w:r>
-        <w:t>outputs</w:t>
-      </w:r>
-      <w:proofErr w:type="gramEnd"/>
-      <w:r>
-        <w:t xml:space="preserve"> displayed by the application.</w:t>
+        <w:t>These theoretical results are in full agreement with the outputs displayed by the application.</w:t>
       </w:r>
       <w:r>
         <w:rPr>
@@ -49772,7 +48948,6 @@
         </w:rPr>
         <w:t xml:space="preserve">  </w:t>
       </w:r>
-      <w:proofErr w:type="gramStart"/>
       <w:r>
         <w:t>The</w:t>
       </w:r>
@@ -49785,14 +48960,12 @@
       <w:r>
         <w:t>app</w:t>
       </w:r>
-      <w:proofErr w:type="gramEnd"/>
       <w:r>
         <w:rPr>
           <w:spacing w:val="40"/>
         </w:rPr>
         <w:t xml:space="preserve">  </w:t>
       </w:r>
-      <w:proofErr w:type="gramStart"/>
       <w:r>
         <w:t>reported</w:t>
       </w:r>
@@ -49806,14 +48979,7 @@
         <w:rPr>
           <w:rFonts w:ascii="Cambria Math" w:eastAsia="Cambria Math" w:hAnsi="Cambria Math"/>
         </w:rPr>
-        <w:t>∣</w:t>
-      </w:r>
-      <w:proofErr w:type="gramEnd"/>
-      <w:r>
-        <w:rPr>
-          <w:rFonts w:ascii="Cambria Math" w:eastAsia="Cambria Math" w:hAnsi="Cambria Math"/>
-        </w:rPr>
-        <w:t xml:space="preserve"> 𝑏</w:t>
+        <w:t>∣ 𝑏</w:t>
       </w:r>
       <w:r>
         <w:rPr>
@@ -49826,14 +48992,7 @@
         <w:rPr>
           <w:rFonts w:ascii="Cambria Math" w:eastAsia="Cambria Math" w:hAnsi="Cambria Math"/>
         </w:rPr>
-        <w:t xml:space="preserve"> ∣= </w:t>
-      </w:r>
-      <w:proofErr w:type="gramStart"/>
-      <w:r>
-        <w:rPr>
-          <w:rFonts w:ascii="Cambria Math" w:eastAsia="Cambria Math" w:hAnsi="Cambria Math"/>
-        </w:rPr>
-        <w:t>2.4749</w:t>
+        <w:t xml:space="preserve"> ∣= 2.4749</w:t>
       </w:r>
       <w:r>
         <w:rPr>
@@ -49845,7 +49004,6 @@
       <w:r>
         <w:t>,</w:t>
       </w:r>
-      <w:proofErr w:type="gramEnd"/>
       <w:r>
         <w:rPr>
           <w:spacing w:val="80"/>
@@ -49871,7 +49029,6 @@
         </w:rPr>
         <w:t xml:space="preserve"> = 31.0</w:t>
       </w:r>
-      <w:proofErr w:type="gramStart"/>
       <w:r>
         <w:rPr>
           <w:rFonts w:ascii="Cambria Math" w:eastAsia="Cambria Math" w:hAnsi="Cambria Math"/>
@@ -49889,7 +49046,6 @@
       <w:r>
         <w:t>,</w:t>
       </w:r>
-      <w:proofErr w:type="gramEnd"/>
       <w:r>
         <w:rPr>
           <w:spacing w:val="80"/>
@@ -49913,14 +49069,7 @@
         <w:rPr>
           <w:rFonts w:ascii="Cambria Math" w:eastAsia="Cambria Math" w:hAnsi="Cambria Math"/>
         </w:rPr>
-        <w:t xml:space="preserve"> ∣= </w:t>
-      </w:r>
-      <w:proofErr w:type="gramStart"/>
-      <w:r>
-        <w:rPr>
-          <w:rFonts w:ascii="Cambria Math" w:eastAsia="Cambria Math" w:hAnsi="Cambria Math"/>
-        </w:rPr>
-        <w:t>1.3435</w:t>
+        <w:t xml:space="preserve"> ∣= 1.3435</w:t>
       </w:r>
       <w:r>
         <w:rPr>
@@ -49932,7 +49081,6 @@
       <w:r>
         <w:t>,</w:t>
       </w:r>
-      <w:proofErr w:type="gramEnd"/>
       <w:r>
         <w:rPr>
           <w:spacing w:val="40"/>
@@ -49958,7 +49106,6 @@
         </w:rPr>
         <w:t xml:space="preserve"> = −78.0</w:t>
       </w:r>
-      <w:proofErr w:type="gramStart"/>
       <w:r>
         <w:rPr>
           <w:rFonts w:ascii="Cambria Math" w:eastAsia="Cambria Math" w:hAnsi="Cambria Math"/>
@@ -49976,7 +49123,6 @@
       <w:r>
         <w:t>,</w:t>
       </w:r>
-      <w:proofErr w:type="gramEnd"/>
       <w:r>
         <w:rPr>
           <w:spacing w:val="40"/>
@@ -50000,14 +49146,7 @@
         <w:rPr>
           <w:rFonts w:ascii="Cambria Math" w:eastAsia="Cambria Math" w:hAnsi="Cambria Math"/>
         </w:rPr>
-        <w:t xml:space="preserve"> ∣= </w:t>
-      </w:r>
-      <w:proofErr w:type="gramStart"/>
-      <w:r>
-        <w:rPr>
-          <w:rFonts w:ascii="Cambria Math" w:eastAsia="Cambria Math" w:hAnsi="Cambria Math"/>
-        </w:rPr>
-        <w:t>1.3435</w:t>
+        <w:t xml:space="preserve"> ∣= 1.3435</w:t>
       </w:r>
       <w:r>
         <w:rPr>
@@ -50019,7 +49158,6 @@
       <w:r>
         <w:t>,</w:t>
       </w:r>
-      <w:proofErr w:type="gramEnd"/>
       <w:r>
         <w:rPr>
           <w:spacing w:val="40"/>
@@ -50045,7 +49183,6 @@
         </w:rPr>
         <w:t xml:space="preserve"> = −78.0</w:t>
       </w:r>
-      <w:proofErr w:type="gramStart"/>
       <w:r>
         <w:rPr>
           <w:rFonts w:ascii="Cambria Math" w:eastAsia="Cambria Math" w:hAnsi="Cambria Math"/>
@@ -50063,7 +49200,6 @@
       <w:r>
         <w:t>,</w:t>
       </w:r>
-      <w:proofErr w:type="gramEnd"/>
       <w:r>
         <w:rPr>
           <w:spacing w:val="80"/>
@@ -50071,7 +49207,6 @@
         </w:rPr>
         <w:t xml:space="preserve"> </w:t>
       </w:r>
-      <w:proofErr w:type="gramStart"/>
       <w:r>
         <w:t>and</w:t>
       </w:r>
@@ -50085,14 +49220,7 @@
         <w:rPr>
           <w:rFonts w:ascii="Cambria Math" w:eastAsia="Cambria Math" w:hAnsi="Cambria Math"/>
         </w:rPr>
-        <w:t>∣</w:t>
-      </w:r>
-      <w:proofErr w:type="gramEnd"/>
-      <w:r>
-        <w:rPr>
-          <w:rFonts w:ascii="Cambria Math" w:eastAsia="Cambria Math" w:hAnsi="Cambria Math"/>
-        </w:rPr>
-        <w:t xml:space="preserve"> 𝑏</w:t>
+        <w:t>∣ 𝑏</w:t>
       </w:r>
       <w:r>
         <w:rPr>
@@ -50135,7 +49263,6 @@
         </w:rPr>
         <w:t xml:space="preserve"> = 31.0</w:t>
       </w:r>
-      <w:proofErr w:type="gramStart"/>
       <w:r>
         <w:rPr>
           <w:rFonts w:ascii="Cambria Math" w:eastAsia="Cambria Math" w:hAnsi="Cambria Math"/>
@@ -50151,11 +49278,7 @@
         <w:t xml:space="preserve"> </w:t>
       </w:r>
       <w:r>
-        <w:t>.</w:t>
-      </w:r>
-      <w:proofErr w:type="gramEnd"/>
-      <w:r>
-        <w:t xml:space="preserve"> The result therefore confirms that the implemented module correctly performs the wave transformation for arbitrary multi-port excitation </w:t>
+        <w:t xml:space="preserve">. The result therefore confirms that the implemented module correctly performs the wave transformation for arbitrary multi-port excitation </w:t>
       </w:r>
       <w:r>
         <w:rPr>
@@ -50961,14 +50084,12 @@
         </w:rPr>
         <w:t>𝑃</w:t>
       </w:r>
-      <w:proofErr w:type="gramStart"/>
       <w:r>
         <w:rPr>
           <w:sz w:val="17"/>
         </w:rPr>
         <w:t>in</w:t>
       </w:r>
-      <w:proofErr w:type="gramEnd"/>
       <w:r>
         <w:rPr>
           <w:spacing w:val="18"/>
@@ -50993,7 +50114,6 @@
         </w:rPr>
         <w:t xml:space="preserve"> </w:t>
       </w:r>
-      <w:proofErr w:type="gramStart"/>
       <w:r>
         <w:rPr>
           <w:rFonts w:ascii="Cambria Math" w:eastAsia="Cambria Math"/>
@@ -51010,7 +50130,6 @@
         </w:rPr>
         <w:t>out</w:t>
       </w:r>
-      <w:proofErr w:type="gramEnd"/>
       <w:r>
         <w:rPr>
           <w:rFonts w:ascii="Cambria Math" w:eastAsia="Cambria Math"/>
@@ -53747,15 +52866,7 @@
         <w:t xml:space="preserve"> </w:t>
       </w:r>
       <w:r>
-        <w:t xml:space="preserve">corresponds to the standard ideal behavior of a resistive power divider, in which the signal is divided equally between the two output ports while part of the power is dissipated in the resistor network. Since the module does not currently provide a meaningful variable design space beyond nominal frequency entry, </w:t>
-      </w:r>
-      <w:proofErr w:type="gramStart"/>
-      <w:r>
-        <w:t>a separate</w:t>
-      </w:r>
-      <w:proofErr w:type="gramEnd"/>
-      <w:r>
-        <w:t xml:space="preserve"> case-based validation</w:t>
+        <w:t>corresponds to the standard ideal behavior of a resistive power divider, in which the signal is divided equally between the two output ports while part of the power is dissipated in the resistor network. Since the module does not currently provide a meaningful variable design space beyond nominal frequency entry, a separate case-based validation</w:t>
       </w:r>
       <w:r>
         <w:rPr>
@@ -54759,15 +53870,7 @@
         <w:jc w:val="both"/>
       </w:pPr>
       <w:r>
-        <w:t xml:space="preserve">The Resistive Divider and Branch-Line Hybrid modules were also reviewed functionally, although they were not the </w:t>
-      </w:r>
-      <w:proofErr w:type="gramStart"/>
-      <w:r>
-        <w:t>main focus</w:t>
-      </w:r>
-      <w:proofErr w:type="gramEnd"/>
-      <w:r>
-        <w:t xml:space="preserve"> of detailed numerical validation. In</w:t>
+        <w:t>The Resistive Divider and Branch-Line Hybrid modules were also reviewed functionally, although they were not the main focus of detailed numerical validation. In</w:t>
       </w:r>
       <w:r>
         <w:rPr>
@@ -56374,15 +55477,7 @@
         <w:jc w:val="both"/>
       </w:pPr>
       <w:r>
-        <w:t xml:space="preserve">This chapter </w:t>
-      </w:r>
-      <w:proofErr w:type="gramStart"/>
-      <w:r>
-        <w:t>has presented</w:t>
-      </w:r>
-      <w:proofErr w:type="gramEnd"/>
-      <w:r>
-        <w:t xml:space="preserve"> the implementation and evaluation of the developed application.</w:t>
+        <w:t>This chapter has presented the implementation and evaluation of the developed application.</w:t>
       </w:r>
       <w:r>
         <w:rPr>
@@ -56507,15 +55602,7 @@
       </w:pPr>
       <w:r>
         <w:lastRenderedPageBreak/>
-        <w:t xml:space="preserve">implementation of the four microwave component modules. It also introduced </w:t>
-      </w:r>
-      <w:proofErr w:type="gramStart"/>
-      <w:r>
-        <w:t>the graphical</w:t>
-      </w:r>
-      <w:proofErr w:type="gramEnd"/>
-      <w:r>
-        <w:t xml:space="preserve"> rendering and visualization methods used to generate the interactive schematics within Flutter, including dynamic wave display and programmatic component drawing. Validation and functional testing further showed that the implemented analytical models and interface behaviors were consistent with the intended theoretical design. Overall, the results indicate that the developed system successfully combines microwave theory, software implementation, and interactive visualization in a unified educational application.</w:t>
+        <w:t>implementation of the four microwave component modules. It also introduced the graphical rendering and visualization methods used to generate the interactive schematics within Flutter, including dynamic wave display and programmatic component drawing. Validation and functional testing further showed that the implemented analytical models and interface behaviors were consistent with the intended theoretical design. Overall, the results indicate that the developed system successfully combines microwave theory, software implementation, and interactive visualization in a unified educational application.</w:t>
       </w:r>
     </w:p>
     <w:p>
@@ -57710,15 +56797,7 @@
         <w:jc w:val="both"/>
       </w:pPr>
       <w:r>
-        <w:t xml:space="preserve">A further contribution is the integration of multiple microwave passive component types within a single modular system. This allows users to compare different </w:t>
-      </w:r>
-      <w:proofErr w:type="gramStart"/>
-      <w:r>
-        <w:t>divider</w:t>
-      </w:r>
-      <w:proofErr w:type="gramEnd"/>
-      <w:r>
-        <w:t xml:space="preserve"> and coupler structures in one environment, which improves both convenience and conceptual understanding.</w:t>
+        <w:t>A further contribution is the integration of multiple microwave passive component types within a single modular system. This allows users to compare different divider and coupler structures in one environment, which improves both convenience and conceptual understanding.</w:t>
       </w:r>
     </w:p>
     <w:p>
@@ -58704,7 +57783,6 @@
       </w:pPr>
       <w:bookmarkStart w:id="58" w:name="_bookmark58"/>
       <w:bookmarkEnd w:id="58"/>
-      <w:proofErr w:type="gramStart"/>
       <w:r>
         <w:t>Final</w:t>
       </w:r>
@@ -58720,7 +57798,6 @@
         </w:rPr>
         <w:t>Conclusion</w:t>
       </w:r>
-      <w:proofErr w:type="gramEnd"/>
     </w:p>
     <w:p>
       <w:pPr>
@@ -59842,19 +58919,11 @@
         </w:rPr>
         <w:t xml:space="preserve"> </w:t>
       </w:r>
-      <w:proofErr w:type="spellStart"/>
-      <w:r>
-        <w:rPr>
-          <w:sz w:val="24"/>
-        </w:rPr>
-        <w:t>Pejcinovic</w:t>
-      </w:r>
-      <w:proofErr w:type="spellEnd"/>
-      <w:r>
-        <w:rPr>
-          <w:sz w:val="24"/>
-        </w:rPr>
-        <w:t>,</w:t>
+      <w:r>
+        <w:rPr>
+          <w:sz w:val="24"/>
+        </w:rPr>
+        <w:t>Pejcinovic,</w:t>
       </w:r>
       <w:r>
         <w:rPr>
@@ -60428,14 +59497,12 @@
         </w:rPr>
         <w:t xml:space="preserve"> </w:t>
       </w:r>
-      <w:proofErr w:type="spellStart"/>
       <w:r>
         <w:rPr>
           <w:sz w:val="24"/>
         </w:rPr>
         <w:t>Kordiboroujeni</w:t>
       </w:r>
-      <w:proofErr w:type="spellEnd"/>
       <w:r>
         <w:rPr>
           <w:spacing w:val="-3"/>
@@ -60655,21 +59722,7 @@
         <w:rPr>
           <w:sz w:val="24"/>
         </w:rPr>
-        <w:t xml:space="preserve">Antennas </w:t>
-      </w:r>
-      <w:proofErr w:type="spellStart"/>
-      <w:r>
-        <w:rPr>
-          <w:sz w:val="24"/>
-        </w:rPr>
-        <w:t>Propag</w:t>
-      </w:r>
-      <w:proofErr w:type="spellEnd"/>
-      <w:r>
-        <w:rPr>
-          <w:sz w:val="24"/>
-        </w:rPr>
-        <w:t>. Soc. Int. Symp., 2013.</w:t>
+        <w:t>Antennas Propag. Soc. Int. Symp., 2013.</w:t>
       </w:r>
     </w:p>
     <w:p>
@@ -61375,21 +60428,7 @@
         <w:rPr>
           <w:sz w:val="24"/>
         </w:rPr>
-        <w:t xml:space="preserve">A. O. </w:t>
-      </w:r>
-      <w:proofErr w:type="spellStart"/>
-      <w:r>
-        <w:rPr>
-          <w:sz w:val="24"/>
-        </w:rPr>
-        <w:t>Nwajana</w:t>
-      </w:r>
-      <w:proofErr w:type="spellEnd"/>
-      <w:r>
-        <w:rPr>
-          <w:sz w:val="24"/>
-        </w:rPr>
-        <w:t xml:space="preserve"> and E. R. Obi, “A review on SIW and its applications to microwave components,” Electronics, vol. 11, no. 21,</w:t>
+        <w:t>A. O. Nwajana and E. R. Obi, “A review on SIW and its applications to microwave components,” Electronics, vol. 11, no. 21,</w:t>
       </w:r>
       <w:r>
         <w:rPr>
@@ -63031,21 +62070,7 @@
         <w:rPr>
           <w:sz w:val="24"/>
         </w:rPr>
-        <w:t xml:space="preserve">S. Rodríguez, J. L. González, and R. N. Simons, “Characterization of branch- line and rat-race ideal hybrids,” in Proc. IEEE MTT-S Int. </w:t>
-      </w:r>
-      <w:proofErr w:type="spellStart"/>
-      <w:r>
-        <w:rPr>
-          <w:sz w:val="24"/>
-        </w:rPr>
-        <w:t>Microw</w:t>
-      </w:r>
-      <w:proofErr w:type="spellEnd"/>
-      <w:r>
-        <w:rPr>
-          <w:sz w:val="24"/>
-        </w:rPr>
-        <w:t xml:space="preserve">. Symp., </w:t>
+        <w:t xml:space="preserve">S. Rodríguez, J. L. González, and R. N. Simons, “Characterization of branch- line and rat-race ideal hybrids,” in Proc. IEEE MTT-S Int. Microw. Symp., </w:t>
       </w:r>
       <w:r>
         <w:rPr>
@@ -63124,21 +62149,7 @@
         <w:rPr>
           <w:sz w:val="24"/>
         </w:rPr>
-        <w:t xml:space="preserve">R. </w:t>
-      </w:r>
-      <w:proofErr w:type="spellStart"/>
-      <w:r>
-        <w:rPr>
-          <w:sz w:val="24"/>
-        </w:rPr>
-        <w:t>Mavaddat</w:t>
-      </w:r>
-      <w:proofErr w:type="spellEnd"/>
-      <w:r>
-        <w:rPr>
-          <w:sz w:val="24"/>
-        </w:rPr>
-        <w:t xml:space="preserve">, Network Scattering Parameters. Singapore: World Scientific, </w:t>
+        <w:t xml:space="preserve">R. Mavaddat, Network Scattering Parameters. Singapore: World Scientific, </w:t>
       </w:r>
       <w:r>
         <w:rPr>
@@ -63857,21 +62868,7 @@
         <w:rPr>
           <w:sz w:val="24"/>
         </w:rPr>
-        <w:t>A. Al-</w:t>
-      </w:r>
-      <w:proofErr w:type="spellStart"/>
-      <w:r>
-        <w:rPr>
-          <w:sz w:val="24"/>
-        </w:rPr>
-        <w:t>Zoubi</w:t>
-      </w:r>
-      <w:proofErr w:type="spellEnd"/>
-      <w:r>
-        <w:rPr>
-          <w:sz w:val="24"/>
-        </w:rPr>
-        <w:t>, “Student active learning tool for microwave engineering education,” International Journal of Engineering Pedagogy, vol. 9, no. 3, pp. 45–56, 2019.</w:t>
+        <w:t>A. Al-Zoubi, “Student active learning tool for microwave engineering education,” International Journal of Engineering Pedagogy, vol. 9, no. 3, pp. 45–56, 2019.</w:t>
       </w:r>
     </w:p>
     <w:p>
@@ -63895,21 +62892,7 @@
         <w:rPr>
           <w:sz w:val="24"/>
         </w:rPr>
-        <w:t xml:space="preserve">B. </w:t>
-      </w:r>
-      <w:proofErr w:type="spellStart"/>
-      <w:r>
-        <w:rPr>
-          <w:sz w:val="24"/>
-        </w:rPr>
-        <w:t>Pejcinovic</w:t>
-      </w:r>
-      <w:proofErr w:type="spellEnd"/>
-      <w:r>
-        <w:rPr>
-          <w:sz w:val="24"/>
-        </w:rPr>
-        <w:t xml:space="preserve"> and R. L. Campbell, “Active learning and hardware projects in microwave/RF education,” in Proc. Eur. Radar Conf., 2013.</w:t>
+        <w:t>B. Pejcinovic and R. L. Campbell, “Active learning and hardware projects in microwave/RF education,” in Proc. Eur. Radar Conf., 2013.</w:t>
       </w:r>
     </w:p>
     <w:p>
@@ -63933,21 +62916,7 @@
         <w:rPr>
           <w:sz w:val="24"/>
         </w:rPr>
-        <w:t xml:space="preserve">Wagih M, Ghannam R. A Framework for Enhancing RF and Microwave Engineering Education with Low-Cost Tools for Active, Project-Based Learning[J]. </w:t>
-      </w:r>
-      <w:proofErr w:type="spellStart"/>
-      <w:r>
-        <w:rPr>
-          <w:sz w:val="24"/>
-        </w:rPr>
-        <w:t>Authorea</w:t>
-      </w:r>
-      <w:proofErr w:type="spellEnd"/>
-      <w:r>
-        <w:rPr>
-          <w:sz w:val="24"/>
-        </w:rPr>
-        <w:t xml:space="preserve"> Preprints, 2025.</w:t>
+        <w:t>Wagih M, Ghannam R. A Framework for Enhancing RF and Microwave Engineering Education with Low-Cost Tools for Active, Project-Based Learning[J]. Authorea Preprints, 2025.</w:t>
       </w:r>
     </w:p>
     <w:p>
@@ -63993,14 +62962,12 @@
         </w:rPr>
         <w:t xml:space="preserve"> </w:t>
       </w:r>
-      <w:proofErr w:type="spellStart"/>
       <w:r>
         <w:rPr>
           <w:sz w:val="24"/>
         </w:rPr>
         <w:t>Migowski</w:t>
       </w:r>
-      <w:proofErr w:type="spellEnd"/>
       <w:r>
         <w:rPr>
           <w:spacing w:val="-10"/>
@@ -64225,13 +63192,8 @@
         </w:rPr>
         <w:t xml:space="preserve"> </w:t>
       </w:r>
-      <w:proofErr w:type="spellStart"/>
-      <w:r>
-        <w:t>Microw</w:t>
-      </w:r>
-      <w:proofErr w:type="spellEnd"/>
-      <w:r>
-        <w:t>.</w:t>
+      <w:r>
+        <w:t>Microw.</w:t>
       </w:r>
       <w:r>
         <w:rPr>
@@ -64422,21 +63384,7 @@
         <w:rPr>
           <w:sz w:val="24"/>
         </w:rPr>
-        <w:t xml:space="preserve">Y. W. Syaifudin, A. </w:t>
-      </w:r>
-      <w:proofErr w:type="spellStart"/>
-      <w:r>
-        <w:rPr>
-          <w:sz w:val="24"/>
-        </w:rPr>
-        <w:t>Rakhmatsyah</w:t>
-      </w:r>
-      <w:proofErr w:type="spellEnd"/>
-      <w:r>
-        <w:rPr>
-          <w:sz w:val="24"/>
-        </w:rPr>
-        <w:t>, and D. Aprilia, “Implementation of self- learning topic for Flutter programming learning assistance system,” in Proc. Int. Conf. Inf. Technol. Syst. Innov., 2024.</w:t>
+        <w:t>Y. W. Syaifudin, A. Rakhmatsyah, and D. Aprilia, “Implementation of self- learning topic for Flutter programming learning assistance system,” in Proc. Int. Conf. Inf. Technol. Syst. Innov., 2024.</w:t>
       </w:r>
     </w:p>
     <w:p>
@@ -64618,21 +63566,7 @@
         <w:rPr>
           <w:sz w:val="24"/>
         </w:rPr>
-        <w:t xml:space="preserve">Flutter: Concepts and methods,” in Proc. Int. Conf. </w:t>
-      </w:r>
-      <w:proofErr w:type="spellStart"/>
-      <w:r>
-        <w:rPr>
-          <w:sz w:val="24"/>
-        </w:rPr>
-        <w:t>Comput</w:t>
-      </w:r>
-      <w:proofErr w:type="spellEnd"/>
-      <w:r>
-        <w:rPr>
-          <w:sz w:val="24"/>
-        </w:rPr>
-        <w:t xml:space="preserve">. Commun. Informatics, </w:t>
+        <w:t xml:space="preserve">Flutter: Concepts and methods,” in Proc. Int. Conf. Comput. Commun. Informatics, </w:t>
       </w:r>
       <w:r>
         <w:rPr>
@@ -68452,6 +67386,7 @@
   <w:style w:type="character" w:default="1" w:styleId="a0">
     <w:name w:val="Default Paragraph Font"/>
     <w:uiPriority w:val="1"/>
+    <w:semiHidden/>
     <w:unhideWhenUsed/>
   </w:style>
   <w:style w:type="table" w:default="1" w:styleId="a1">
